--- a/docs/PR7_Product_Requirements.docx
+++ b/docs/PR7_Product_Requirements.docx
@@ -15,7 +15,7 @@
         <w:rPr>
           <w:sz w:val="28"/>
           <w:szCs w:val="28"/>
-          <w:lang w:val="en-US"/>
+          <w:lang w:val="ru-RU"/>
         </w:rPr>
       </w:pPr>
       <w:sdt>
@@ -198,7 +198,7 @@
           <w:color w:val="000000"/>
           <w:sz w:val="28"/>
           <w:szCs w:val="28"/>
-          <w:lang w:val="en-US"/>
+          <w:lang w:val="ru-RU"/>
         </w:rPr>
         <w:t>7</w:t>
       </w:r>
@@ -1469,15 +1469,7 @@
           <w:sz w:val="24"/>
           <w:szCs w:val="24"/>
         </w:rPr>
-        <w:t>и</w:t>
-      </w:r>
-      <w:r>
-        <w:rPr>
-          <w:color w:val="000000"/>
-          <w:sz w:val="24"/>
-          <w:szCs w:val="24"/>
-        </w:rPr>
-        <w:t xml:space="preserve"> (</w:t>
+        <w:t>и (</w:t>
       </w:r>
       <w:r>
         <w:rPr>
@@ -2712,31 +2704,7 @@
           <w:sz w:val="24"/>
           <w:szCs w:val="24"/>
         </w:rPr>
-        <w:t>Таблиця 7.</w:t>
-      </w:r>
-      <w:r>
-        <w:rPr>
-          <w:color w:val="000000"/>
-          <w:sz w:val="24"/>
-          <w:szCs w:val="24"/>
-        </w:rPr>
-        <w:t>2</w:t>
-      </w:r>
-      <w:r>
-        <w:rPr>
-          <w:color w:val="000000"/>
-          <w:sz w:val="24"/>
-          <w:szCs w:val="24"/>
-        </w:rPr>
-        <w:t xml:space="preserve"> – </w:t>
-      </w:r>
-      <w:r>
-        <w:rPr>
-          <w:color w:val="000000"/>
-          <w:sz w:val="24"/>
-          <w:szCs w:val="24"/>
-        </w:rPr>
-        <w:t>Неф</w:t>
+        <w:t>Таблиця 7.2 – Неф</w:t>
       </w:r>
       <w:r>
         <w:rPr>
@@ -2777,16 +2745,7 @@
           <w:szCs w:val="24"/>
           <w:lang w:val="en-US"/>
         </w:rPr>
-        <w:t>N</w:t>
-      </w:r>
-      <w:r>
-        <w:rPr>
-          <w:color w:val="000000"/>
-          <w:sz w:val="24"/>
-          <w:szCs w:val="24"/>
-          <w:lang w:val="en-US"/>
-        </w:rPr>
-        <w:t>FR</w:t>
+        <w:t>NFR</w:t>
       </w:r>
       <w:r>
         <w:rPr>
@@ -3931,31 +3890,7 @@
           <w:sz w:val="24"/>
           <w:szCs w:val="24"/>
         </w:rPr>
-        <w:t>Таблиця 7.</w:t>
-      </w:r>
-      <w:r>
-        <w:rPr>
-          <w:color w:val="000000"/>
-          <w:sz w:val="24"/>
-          <w:szCs w:val="24"/>
-        </w:rPr>
-        <w:t>3</w:t>
-      </w:r>
-      <w:r>
-        <w:rPr>
-          <w:color w:val="000000"/>
-          <w:sz w:val="24"/>
-          <w:szCs w:val="24"/>
-        </w:rPr>
-        <w:t xml:space="preserve"> – </w:t>
-      </w:r>
-      <w:r>
-        <w:rPr>
-          <w:color w:val="000000"/>
-          <w:sz w:val="24"/>
-          <w:szCs w:val="24"/>
-        </w:rPr>
-        <w:t>П</w:t>
+        <w:t>Таблиця 7.3 – П</w:t>
       </w:r>
       <w:r>
         <w:rPr>
@@ -4837,6 +4772,4527 @@
         <w:t>. Документ вимог є критично важливим для наступних етапів розробки, адже він слугує основою для побудови діаграм, моделювання архітектури та визначення сценаріїв використання. Крім того, чітко сформульовані вимоги дозволяють створювати коректні тестові випадки та забезпечують якісну перевірку системи. Завдяки цьому зменшується ризик помилок, підвищується узгодженість між замовником і виконавцем та забезпечується ефективність усього процесу розробки.</w:t>
       </w:r>
       <w:bookmarkEnd w:id="4"/>
+    </w:p>
+    <w:p>
+      <w:pPr>
+        <w:pBdr>
+          <w:top w:val="nil"/>
+          <w:left w:val="nil"/>
+          <w:bottom w:val="nil"/>
+          <w:right w:val="nil"/>
+          <w:between w:val="nil"/>
+        </w:pBdr>
+        <w:spacing w:after="120"/>
+        <w:jc w:val="center"/>
+        <w:rPr>
+          <w:b/>
+          <w:bCs/>
+          <w:color w:val="000000"/>
+          <w:sz w:val="24"/>
+          <w:szCs w:val="24"/>
+        </w:rPr>
+      </w:pPr>
+      <w:r>
+        <w:rPr>
+          <w:b/>
+          <w:bCs/>
+          <w:color w:val="000000"/>
+          <w:sz w:val="24"/>
+          <w:szCs w:val="24"/>
+        </w:rPr>
+        <w:lastRenderedPageBreak/>
+        <w:t xml:space="preserve">Розділ </w:t>
+      </w:r>
+      <w:r>
+        <w:rPr>
+          <w:b/>
+          <w:bCs/>
+          <w:color w:val="000000"/>
+          <w:sz w:val="24"/>
+          <w:szCs w:val="24"/>
+          <w:lang w:val="ru-RU"/>
+        </w:rPr>
+        <w:t>7</w:t>
+      </w:r>
+      <w:r>
+        <w:rPr>
+          <w:b/>
+          <w:bCs/>
+          <w:color w:val="000000"/>
+          <w:sz w:val="24"/>
+          <w:szCs w:val="24"/>
+        </w:rPr>
+        <w:t>.</w:t>
+      </w:r>
+      <w:r>
+        <w:rPr>
+          <w:b/>
+          <w:bCs/>
+          <w:color w:val="000000"/>
+          <w:sz w:val="24"/>
+          <w:szCs w:val="24"/>
+          <w:lang w:val="ru-RU"/>
+        </w:rPr>
+        <w:t xml:space="preserve"> </w:t>
+      </w:r>
+      <w:r>
+        <w:rPr>
+          <w:b/>
+          <w:bCs/>
+          <w:color w:val="000000"/>
+          <w:sz w:val="24"/>
+          <w:szCs w:val="24"/>
+        </w:rPr>
+        <w:t>Структурування вимог за модулями</w:t>
+      </w:r>
+    </w:p>
+    <w:p>
+      <w:pPr>
+        <w:pBdr>
+          <w:top w:val="nil"/>
+          <w:left w:val="nil"/>
+          <w:bottom w:val="nil"/>
+          <w:right w:val="nil"/>
+          <w:between w:val="nil"/>
+        </w:pBdr>
+        <w:spacing w:after="120"/>
+        <w:ind w:firstLine="284"/>
+        <w:jc w:val="both"/>
+        <w:rPr>
+          <w:color w:val="000000"/>
+          <w:sz w:val="24"/>
+          <w:szCs w:val="24"/>
+        </w:rPr>
+      </w:pPr>
+      <w:r>
+        <w:rPr>
+          <w:color w:val="000000"/>
+          <w:sz w:val="24"/>
+          <w:szCs w:val="24"/>
+        </w:rPr>
+        <w:t>Виконаємо с</w:t>
+      </w:r>
+      <w:r>
+        <w:rPr>
+          <w:color w:val="000000"/>
+          <w:sz w:val="24"/>
+          <w:szCs w:val="24"/>
+        </w:rPr>
+        <w:t>труктурування вимог за модулями:</w:t>
+      </w:r>
+    </w:p>
+    <w:p>
+      <w:pPr>
+        <w:pStyle w:val="aff8"/>
+        <w:numPr>
+          <w:ilvl w:val="0"/>
+          <w:numId w:val="27"/>
+        </w:numPr>
+        <w:pBdr>
+          <w:top w:val="nil"/>
+          <w:left w:val="nil"/>
+          <w:bottom w:val="nil"/>
+          <w:right w:val="nil"/>
+          <w:between w:val="nil"/>
+        </w:pBdr>
+        <w:spacing w:after="120"/>
+        <w:jc w:val="both"/>
+        <w:rPr>
+          <w:color w:val="000000"/>
+          <w:sz w:val="24"/>
+          <w:szCs w:val="24"/>
+        </w:rPr>
+      </w:pPr>
+      <w:r>
+        <w:rPr>
+          <w:color w:val="000000"/>
+          <w:sz w:val="24"/>
+          <w:szCs w:val="24"/>
+        </w:rPr>
+        <w:t>Аутентифікація / Користувачі</w:t>
+      </w:r>
+    </w:p>
+    <w:p>
+      <w:pPr>
+        <w:pStyle w:val="aff8"/>
+        <w:numPr>
+          <w:ilvl w:val="1"/>
+          <w:numId w:val="27"/>
+        </w:numPr>
+        <w:pBdr>
+          <w:top w:val="nil"/>
+          <w:left w:val="nil"/>
+          <w:bottom w:val="nil"/>
+          <w:right w:val="nil"/>
+          <w:between w:val="nil"/>
+        </w:pBdr>
+        <w:spacing w:after="120"/>
+        <w:ind w:left="1418"/>
+        <w:jc w:val="both"/>
+        <w:rPr>
+          <w:color w:val="000000"/>
+          <w:sz w:val="24"/>
+          <w:szCs w:val="24"/>
+        </w:rPr>
+      </w:pPr>
+      <w:r>
+        <w:rPr>
+          <w:color w:val="000000"/>
+          <w:sz w:val="24"/>
+          <w:szCs w:val="24"/>
+        </w:rPr>
+        <w:t>FR-01</w:t>
+      </w:r>
+      <w:r>
+        <w:rPr>
+          <w:color w:val="000000"/>
+          <w:sz w:val="24"/>
+          <w:szCs w:val="24"/>
+        </w:rPr>
+        <w:t xml:space="preserve"> – </w:t>
+      </w:r>
+      <w:r>
+        <w:rPr>
+          <w:color w:val="000000"/>
+          <w:sz w:val="24"/>
+          <w:szCs w:val="24"/>
+        </w:rPr>
+        <w:t>Реєстрація та вхід</w:t>
+      </w:r>
+    </w:p>
+    <w:p>
+      <w:pPr>
+        <w:pStyle w:val="aff8"/>
+        <w:numPr>
+          <w:ilvl w:val="1"/>
+          <w:numId w:val="27"/>
+        </w:numPr>
+        <w:pBdr>
+          <w:top w:val="nil"/>
+          <w:left w:val="nil"/>
+          <w:bottom w:val="nil"/>
+          <w:right w:val="nil"/>
+          <w:between w:val="nil"/>
+        </w:pBdr>
+        <w:spacing w:after="120"/>
+        <w:ind w:left="1418"/>
+        <w:jc w:val="both"/>
+        <w:rPr>
+          <w:color w:val="000000"/>
+          <w:sz w:val="24"/>
+          <w:szCs w:val="24"/>
+        </w:rPr>
+      </w:pPr>
+      <w:r>
+        <w:rPr>
+          <w:color w:val="000000"/>
+          <w:sz w:val="24"/>
+          <w:szCs w:val="24"/>
+        </w:rPr>
+        <w:t>FR-09</w:t>
+      </w:r>
+      <w:r>
+        <w:rPr>
+          <w:color w:val="000000"/>
+          <w:sz w:val="24"/>
+          <w:szCs w:val="24"/>
+        </w:rPr>
+        <w:t xml:space="preserve"> – </w:t>
+      </w:r>
+      <w:r>
+        <w:rPr>
+          <w:color w:val="000000"/>
+          <w:sz w:val="24"/>
+          <w:szCs w:val="24"/>
+        </w:rPr>
+        <w:t>Редагування профілю</w:t>
+      </w:r>
+    </w:p>
+    <w:p>
+      <w:pPr>
+        <w:pStyle w:val="aff8"/>
+        <w:numPr>
+          <w:ilvl w:val="1"/>
+          <w:numId w:val="27"/>
+        </w:numPr>
+        <w:pBdr>
+          <w:top w:val="nil"/>
+          <w:left w:val="nil"/>
+          <w:bottom w:val="nil"/>
+          <w:right w:val="nil"/>
+          <w:between w:val="nil"/>
+        </w:pBdr>
+        <w:spacing w:after="120"/>
+        <w:ind w:left="1418"/>
+        <w:jc w:val="both"/>
+        <w:rPr>
+          <w:color w:val="000000"/>
+          <w:sz w:val="24"/>
+          <w:szCs w:val="24"/>
+        </w:rPr>
+      </w:pPr>
+      <w:r>
+        <w:rPr>
+          <w:color w:val="000000"/>
+          <w:sz w:val="24"/>
+          <w:szCs w:val="24"/>
+        </w:rPr>
+        <w:t>FR-11</w:t>
+      </w:r>
+      <w:r>
+        <w:rPr>
+          <w:color w:val="000000"/>
+          <w:sz w:val="24"/>
+          <w:szCs w:val="24"/>
+        </w:rPr>
+        <w:t xml:space="preserve"> – </w:t>
+      </w:r>
+      <w:r>
+        <w:rPr>
+          <w:color w:val="000000"/>
+          <w:sz w:val="24"/>
+          <w:szCs w:val="24"/>
+        </w:rPr>
+        <w:t>Призначення ролей</w:t>
+      </w:r>
+    </w:p>
+    <w:p>
+      <w:pPr>
+        <w:pStyle w:val="aff8"/>
+        <w:numPr>
+          <w:ilvl w:val="0"/>
+          <w:numId w:val="27"/>
+        </w:numPr>
+        <w:pBdr>
+          <w:top w:val="nil"/>
+          <w:left w:val="nil"/>
+          <w:bottom w:val="nil"/>
+          <w:right w:val="nil"/>
+          <w:between w:val="nil"/>
+        </w:pBdr>
+        <w:spacing w:after="120"/>
+        <w:jc w:val="both"/>
+        <w:rPr>
+          <w:color w:val="000000"/>
+          <w:sz w:val="24"/>
+          <w:szCs w:val="24"/>
+        </w:rPr>
+      </w:pPr>
+      <w:r>
+        <w:rPr>
+          <w:color w:val="000000"/>
+          <w:sz w:val="24"/>
+          <w:szCs w:val="24"/>
+        </w:rPr>
+        <w:t>Основний функціонал продукту</w:t>
+      </w:r>
+    </w:p>
+    <w:p>
+      <w:pPr>
+        <w:pStyle w:val="aff8"/>
+        <w:numPr>
+          <w:ilvl w:val="1"/>
+          <w:numId w:val="27"/>
+        </w:numPr>
+        <w:pBdr>
+          <w:top w:val="nil"/>
+          <w:left w:val="nil"/>
+          <w:bottom w:val="nil"/>
+          <w:right w:val="nil"/>
+          <w:between w:val="nil"/>
+        </w:pBdr>
+        <w:spacing w:after="120"/>
+        <w:ind w:left="1418"/>
+        <w:jc w:val="both"/>
+        <w:rPr>
+          <w:color w:val="000000"/>
+          <w:sz w:val="24"/>
+          <w:szCs w:val="24"/>
+        </w:rPr>
+      </w:pPr>
+      <w:r>
+        <w:rPr>
+          <w:color w:val="000000"/>
+          <w:sz w:val="24"/>
+          <w:szCs w:val="24"/>
+        </w:rPr>
+        <w:t>FR-0</w:t>
+      </w:r>
+      <w:r>
+        <w:rPr>
+          <w:color w:val="000000"/>
+          <w:sz w:val="24"/>
+          <w:szCs w:val="24"/>
+        </w:rPr>
+        <w:t>2</w:t>
+      </w:r>
+      <w:r>
+        <w:rPr>
+          <w:color w:val="000000"/>
+          <w:sz w:val="24"/>
+          <w:szCs w:val="24"/>
+        </w:rPr>
+        <w:t xml:space="preserve"> – </w:t>
+      </w:r>
+      <w:r>
+        <w:rPr>
+          <w:color w:val="000000"/>
+          <w:sz w:val="24"/>
+          <w:szCs w:val="24"/>
+        </w:rPr>
+        <w:t>Створення та перегляд курсів</w:t>
+      </w:r>
+    </w:p>
+    <w:p>
+      <w:pPr>
+        <w:pStyle w:val="aff8"/>
+        <w:numPr>
+          <w:ilvl w:val="1"/>
+          <w:numId w:val="27"/>
+        </w:numPr>
+        <w:pBdr>
+          <w:top w:val="nil"/>
+          <w:left w:val="nil"/>
+          <w:bottom w:val="nil"/>
+          <w:right w:val="nil"/>
+          <w:between w:val="nil"/>
+        </w:pBdr>
+        <w:spacing w:after="120"/>
+        <w:ind w:left="1418"/>
+        <w:jc w:val="both"/>
+        <w:rPr>
+          <w:color w:val="000000"/>
+          <w:sz w:val="24"/>
+          <w:szCs w:val="24"/>
+        </w:rPr>
+      </w:pPr>
+      <w:r>
+        <w:rPr>
+          <w:color w:val="000000"/>
+          <w:sz w:val="24"/>
+          <w:szCs w:val="24"/>
+        </w:rPr>
+        <w:t>FR-0</w:t>
+      </w:r>
+      <w:r>
+        <w:rPr>
+          <w:color w:val="000000"/>
+          <w:sz w:val="24"/>
+          <w:szCs w:val="24"/>
+        </w:rPr>
+        <w:t>5</w:t>
+      </w:r>
+      <w:r>
+        <w:rPr>
+          <w:color w:val="000000"/>
+          <w:sz w:val="24"/>
+          <w:szCs w:val="24"/>
+        </w:rPr>
+        <w:t xml:space="preserve"> – </w:t>
+      </w:r>
+      <w:r>
+        <w:rPr>
+          <w:color w:val="000000"/>
+          <w:sz w:val="24"/>
+          <w:szCs w:val="24"/>
+        </w:rPr>
+        <w:t>Проходження тестів</w:t>
+      </w:r>
+    </w:p>
+    <w:p>
+      <w:pPr>
+        <w:pStyle w:val="aff8"/>
+        <w:numPr>
+          <w:ilvl w:val="1"/>
+          <w:numId w:val="27"/>
+        </w:numPr>
+        <w:pBdr>
+          <w:top w:val="nil"/>
+          <w:left w:val="nil"/>
+          <w:bottom w:val="nil"/>
+          <w:right w:val="nil"/>
+          <w:between w:val="nil"/>
+        </w:pBdr>
+        <w:spacing w:after="120"/>
+        <w:ind w:left="1418"/>
+        <w:jc w:val="both"/>
+        <w:rPr>
+          <w:color w:val="000000"/>
+          <w:sz w:val="24"/>
+          <w:szCs w:val="24"/>
+        </w:rPr>
+      </w:pPr>
+      <w:r>
+        <w:rPr>
+          <w:color w:val="000000"/>
+          <w:sz w:val="24"/>
+          <w:szCs w:val="24"/>
+        </w:rPr>
+        <w:t>FR-0</w:t>
+      </w:r>
+      <w:r>
+        <w:rPr>
+          <w:color w:val="000000"/>
+          <w:sz w:val="24"/>
+          <w:szCs w:val="24"/>
+        </w:rPr>
+        <w:t>6</w:t>
+      </w:r>
+      <w:r>
+        <w:rPr>
+          <w:color w:val="000000"/>
+          <w:sz w:val="24"/>
+          <w:szCs w:val="24"/>
+        </w:rPr>
+        <w:t xml:space="preserve"> – </w:t>
+      </w:r>
+      <w:r>
+        <w:rPr>
+          <w:color w:val="000000"/>
+          <w:sz w:val="24"/>
+          <w:szCs w:val="24"/>
+        </w:rPr>
+        <w:t>Формування статистики</w:t>
+      </w:r>
+    </w:p>
+    <w:p>
+      <w:pPr>
+        <w:pStyle w:val="aff8"/>
+        <w:numPr>
+          <w:ilvl w:val="1"/>
+          <w:numId w:val="27"/>
+        </w:numPr>
+        <w:pBdr>
+          <w:top w:val="nil"/>
+          <w:left w:val="nil"/>
+          <w:bottom w:val="nil"/>
+          <w:right w:val="nil"/>
+          <w:between w:val="nil"/>
+        </w:pBdr>
+        <w:spacing w:after="120"/>
+        <w:ind w:left="1418"/>
+        <w:jc w:val="both"/>
+        <w:rPr>
+          <w:color w:val="000000"/>
+          <w:sz w:val="24"/>
+          <w:szCs w:val="24"/>
+        </w:rPr>
+      </w:pPr>
+      <w:r>
+        <w:rPr>
+          <w:color w:val="000000"/>
+          <w:sz w:val="24"/>
+          <w:szCs w:val="24"/>
+        </w:rPr>
+        <w:t>FR-</w:t>
+      </w:r>
+      <w:r>
+        <w:rPr>
+          <w:color w:val="000000"/>
+          <w:sz w:val="24"/>
+          <w:szCs w:val="24"/>
+        </w:rPr>
+        <w:t>12</w:t>
+      </w:r>
+      <w:r>
+        <w:rPr>
+          <w:color w:val="000000"/>
+          <w:sz w:val="24"/>
+          <w:szCs w:val="24"/>
+        </w:rPr>
+        <w:t xml:space="preserve"> – </w:t>
+      </w:r>
+      <w:r>
+        <w:rPr>
+          <w:color w:val="000000"/>
+          <w:sz w:val="24"/>
+          <w:szCs w:val="24"/>
+        </w:rPr>
+        <w:t>Експорт статистики</w:t>
+      </w:r>
+    </w:p>
+    <w:p>
+      <w:pPr>
+        <w:pStyle w:val="aff8"/>
+        <w:numPr>
+          <w:ilvl w:val="0"/>
+          <w:numId w:val="27"/>
+        </w:numPr>
+        <w:pBdr>
+          <w:top w:val="nil"/>
+          <w:left w:val="nil"/>
+          <w:bottom w:val="nil"/>
+          <w:right w:val="nil"/>
+          <w:between w:val="nil"/>
+        </w:pBdr>
+        <w:spacing w:after="120"/>
+        <w:jc w:val="both"/>
+        <w:rPr>
+          <w:color w:val="000000"/>
+          <w:sz w:val="24"/>
+          <w:szCs w:val="24"/>
+        </w:rPr>
+      </w:pPr>
+      <w:r>
+        <w:rPr>
+          <w:color w:val="000000"/>
+          <w:sz w:val="24"/>
+          <w:szCs w:val="24"/>
+        </w:rPr>
+        <w:t>Дані та збереження</w:t>
+      </w:r>
+    </w:p>
+    <w:p>
+      <w:pPr>
+        <w:pStyle w:val="aff8"/>
+        <w:numPr>
+          <w:ilvl w:val="1"/>
+          <w:numId w:val="27"/>
+        </w:numPr>
+        <w:pBdr>
+          <w:top w:val="nil"/>
+          <w:left w:val="nil"/>
+          <w:bottom w:val="nil"/>
+          <w:right w:val="nil"/>
+          <w:between w:val="nil"/>
+        </w:pBdr>
+        <w:spacing w:after="120"/>
+        <w:ind w:left="1418"/>
+        <w:jc w:val="both"/>
+        <w:rPr>
+          <w:color w:val="000000"/>
+          <w:sz w:val="24"/>
+          <w:szCs w:val="24"/>
+        </w:rPr>
+      </w:pPr>
+      <w:r>
+        <w:rPr>
+          <w:color w:val="000000"/>
+          <w:sz w:val="24"/>
+          <w:szCs w:val="24"/>
+        </w:rPr>
+        <w:t>FR-0</w:t>
+      </w:r>
+      <w:r>
+        <w:rPr>
+          <w:color w:val="000000"/>
+          <w:sz w:val="24"/>
+          <w:szCs w:val="24"/>
+        </w:rPr>
+        <w:t>4</w:t>
+      </w:r>
+      <w:r>
+        <w:rPr>
+          <w:color w:val="000000"/>
+          <w:sz w:val="24"/>
+          <w:szCs w:val="24"/>
+        </w:rPr>
+        <w:t xml:space="preserve"> – </w:t>
+      </w:r>
+      <w:r>
+        <w:rPr>
+          <w:color w:val="000000"/>
+          <w:sz w:val="24"/>
+          <w:szCs w:val="24"/>
+        </w:rPr>
+        <w:t>Додавання матеріалів</w:t>
+      </w:r>
+    </w:p>
+    <w:p>
+      <w:pPr>
+        <w:pStyle w:val="aff8"/>
+        <w:numPr>
+          <w:ilvl w:val="1"/>
+          <w:numId w:val="27"/>
+        </w:numPr>
+        <w:pBdr>
+          <w:top w:val="nil"/>
+          <w:left w:val="nil"/>
+          <w:bottom w:val="nil"/>
+          <w:right w:val="nil"/>
+          <w:between w:val="nil"/>
+        </w:pBdr>
+        <w:spacing w:after="120"/>
+        <w:ind w:left="1418"/>
+        <w:jc w:val="both"/>
+        <w:rPr>
+          <w:color w:val="000000"/>
+          <w:sz w:val="24"/>
+          <w:szCs w:val="24"/>
+        </w:rPr>
+      </w:pPr>
+      <w:r>
+        <w:rPr>
+          <w:color w:val="000000"/>
+          <w:sz w:val="24"/>
+          <w:szCs w:val="24"/>
+        </w:rPr>
+        <w:t>FR-0</w:t>
+      </w:r>
+      <w:r>
+        <w:rPr>
+          <w:color w:val="000000"/>
+          <w:sz w:val="24"/>
+          <w:szCs w:val="24"/>
+        </w:rPr>
+        <w:t>8</w:t>
+      </w:r>
+      <w:r>
+        <w:rPr>
+          <w:color w:val="000000"/>
+          <w:sz w:val="24"/>
+          <w:szCs w:val="24"/>
+        </w:rPr>
+        <w:t xml:space="preserve"> – </w:t>
+      </w:r>
+      <w:r>
+        <w:rPr>
+          <w:color w:val="000000"/>
+          <w:sz w:val="24"/>
+          <w:szCs w:val="24"/>
+        </w:rPr>
+        <w:t>Редагування матеріалів</w:t>
+      </w:r>
+    </w:p>
+    <w:p>
+      <w:pPr>
+        <w:pStyle w:val="aff8"/>
+        <w:numPr>
+          <w:ilvl w:val="0"/>
+          <w:numId w:val="27"/>
+        </w:numPr>
+        <w:pBdr>
+          <w:top w:val="nil"/>
+          <w:left w:val="nil"/>
+          <w:bottom w:val="nil"/>
+          <w:right w:val="nil"/>
+          <w:between w:val="nil"/>
+        </w:pBdr>
+        <w:spacing w:after="120"/>
+        <w:jc w:val="both"/>
+        <w:rPr>
+          <w:color w:val="000000"/>
+          <w:sz w:val="24"/>
+          <w:szCs w:val="24"/>
+        </w:rPr>
+      </w:pPr>
+      <w:r>
+        <w:rPr>
+          <w:color w:val="000000"/>
+          <w:sz w:val="24"/>
+          <w:szCs w:val="24"/>
+        </w:rPr>
+        <w:t>Інтерфейс та взаємодія (UI)</w:t>
+      </w:r>
+    </w:p>
+    <w:p>
+      <w:pPr>
+        <w:pStyle w:val="aff8"/>
+        <w:numPr>
+          <w:ilvl w:val="1"/>
+          <w:numId w:val="27"/>
+        </w:numPr>
+        <w:pBdr>
+          <w:top w:val="nil"/>
+          <w:left w:val="nil"/>
+          <w:bottom w:val="nil"/>
+          <w:right w:val="nil"/>
+          <w:between w:val="nil"/>
+        </w:pBdr>
+        <w:spacing w:after="120"/>
+        <w:ind w:left="1418"/>
+        <w:jc w:val="both"/>
+        <w:rPr>
+          <w:color w:val="000000"/>
+          <w:sz w:val="24"/>
+          <w:szCs w:val="24"/>
+        </w:rPr>
+      </w:pPr>
+      <w:r>
+        <w:rPr>
+          <w:color w:val="000000"/>
+          <w:sz w:val="24"/>
+          <w:szCs w:val="24"/>
+        </w:rPr>
+        <w:t>FR-0</w:t>
+      </w:r>
+      <w:r>
+        <w:rPr>
+          <w:color w:val="000000"/>
+          <w:sz w:val="24"/>
+          <w:szCs w:val="24"/>
+        </w:rPr>
+        <w:t>3</w:t>
+      </w:r>
+      <w:r>
+        <w:rPr>
+          <w:color w:val="000000"/>
+          <w:sz w:val="24"/>
+          <w:szCs w:val="24"/>
+        </w:rPr>
+        <w:t xml:space="preserve"> – </w:t>
+      </w:r>
+      <w:r>
+        <w:rPr>
+          <w:color w:val="000000"/>
+          <w:sz w:val="24"/>
+          <w:szCs w:val="24"/>
+        </w:rPr>
+        <w:t>Відстеження прогресу</w:t>
+      </w:r>
+    </w:p>
+    <w:p>
+      <w:pPr>
+        <w:pStyle w:val="aff8"/>
+        <w:numPr>
+          <w:ilvl w:val="1"/>
+          <w:numId w:val="27"/>
+        </w:numPr>
+        <w:pBdr>
+          <w:top w:val="nil"/>
+          <w:left w:val="nil"/>
+          <w:bottom w:val="nil"/>
+          <w:right w:val="nil"/>
+          <w:between w:val="nil"/>
+        </w:pBdr>
+        <w:spacing w:after="120"/>
+        <w:ind w:left="1418"/>
+        <w:jc w:val="both"/>
+        <w:rPr>
+          <w:color w:val="000000"/>
+          <w:sz w:val="24"/>
+          <w:szCs w:val="24"/>
+        </w:rPr>
+      </w:pPr>
+      <w:r>
+        <w:rPr>
+          <w:color w:val="000000"/>
+          <w:sz w:val="24"/>
+          <w:szCs w:val="24"/>
+        </w:rPr>
+        <w:t>FR-0</w:t>
+      </w:r>
+      <w:r>
+        <w:rPr>
+          <w:color w:val="000000"/>
+          <w:sz w:val="24"/>
+          <w:szCs w:val="24"/>
+        </w:rPr>
+        <w:t>7</w:t>
+      </w:r>
+      <w:r>
+        <w:rPr>
+          <w:color w:val="000000"/>
+          <w:sz w:val="24"/>
+          <w:szCs w:val="24"/>
+        </w:rPr>
+        <w:t xml:space="preserve"> – </w:t>
+      </w:r>
+      <w:r>
+        <w:rPr>
+          <w:color w:val="000000"/>
+          <w:sz w:val="24"/>
+          <w:szCs w:val="24"/>
+        </w:rPr>
+        <w:t>Повідомлення про дедлайни</w:t>
+      </w:r>
+    </w:p>
+    <w:p>
+      <w:pPr>
+        <w:pStyle w:val="aff8"/>
+        <w:numPr>
+          <w:ilvl w:val="1"/>
+          <w:numId w:val="27"/>
+        </w:numPr>
+        <w:pBdr>
+          <w:top w:val="nil"/>
+          <w:left w:val="nil"/>
+          <w:bottom w:val="nil"/>
+          <w:right w:val="nil"/>
+          <w:between w:val="nil"/>
+        </w:pBdr>
+        <w:spacing w:after="120"/>
+        <w:ind w:left="1418"/>
+        <w:jc w:val="both"/>
+        <w:rPr>
+          <w:color w:val="000000"/>
+          <w:sz w:val="24"/>
+          <w:szCs w:val="24"/>
+        </w:rPr>
+      </w:pPr>
+      <w:r>
+        <w:rPr>
+          <w:color w:val="000000"/>
+          <w:sz w:val="24"/>
+          <w:szCs w:val="24"/>
+        </w:rPr>
+        <w:t>FR-1</w:t>
+      </w:r>
+      <w:r>
+        <w:rPr>
+          <w:color w:val="000000"/>
+          <w:sz w:val="24"/>
+          <w:szCs w:val="24"/>
+        </w:rPr>
+        <w:t>0</w:t>
+      </w:r>
+      <w:r>
+        <w:rPr>
+          <w:color w:val="000000"/>
+          <w:sz w:val="24"/>
+          <w:szCs w:val="24"/>
+        </w:rPr>
+        <w:t xml:space="preserve"> – </w:t>
+      </w:r>
+      <w:r>
+        <w:rPr>
+          <w:color w:val="000000"/>
+          <w:sz w:val="24"/>
+          <w:szCs w:val="24"/>
+        </w:rPr>
+        <w:t>Пошук курсів та матеріалів</w:t>
+      </w:r>
+    </w:p>
+    <w:p>
+      <w:pPr>
+        <w:pBdr>
+          <w:top w:val="nil"/>
+          <w:left w:val="nil"/>
+          <w:bottom w:val="nil"/>
+          <w:right w:val="nil"/>
+          <w:between w:val="nil"/>
+        </w:pBdr>
+        <w:spacing w:after="120"/>
+        <w:ind w:firstLine="284"/>
+        <w:jc w:val="both"/>
+        <w:rPr>
+          <w:color w:val="000000"/>
+          <w:sz w:val="24"/>
+          <w:szCs w:val="24"/>
+        </w:rPr>
+      </w:pPr>
+      <w:r>
+        <w:rPr>
+          <w:color w:val="000000"/>
+          <w:sz w:val="24"/>
+          <w:szCs w:val="24"/>
+        </w:rPr>
+        <w:t>Створимо таблицю розподілу функціональних вимог за модулями (табл. 7.4)</w:t>
+      </w:r>
+    </w:p>
+    <w:p>
+      <w:pPr>
+        <w:pBdr>
+          <w:top w:val="nil"/>
+          <w:left w:val="nil"/>
+          <w:bottom w:val="nil"/>
+          <w:right w:val="nil"/>
+          <w:between w:val="nil"/>
+        </w:pBdr>
+        <w:spacing w:after="120"/>
+        <w:ind w:right="3120" w:firstLine="284"/>
+        <w:jc w:val="right"/>
+        <w:rPr>
+          <w:color w:val="000000"/>
+          <w:sz w:val="24"/>
+          <w:szCs w:val="24"/>
+          <w:lang w:val="en-US"/>
+        </w:rPr>
+      </w:pPr>
+      <w:r>
+        <w:rPr>
+          <w:color w:val="000000"/>
+          <w:sz w:val="24"/>
+          <w:szCs w:val="24"/>
+        </w:rPr>
+        <w:t xml:space="preserve">Таблиця 7.4 – Розподіл </w:t>
+      </w:r>
+      <w:r>
+        <w:rPr>
+          <w:color w:val="000000"/>
+          <w:sz w:val="24"/>
+          <w:szCs w:val="24"/>
+          <w:lang w:val="en-US"/>
+        </w:rPr>
+        <w:t>FR</w:t>
+      </w:r>
+    </w:p>
+    <w:tbl>
+      <w:tblPr>
+        <w:tblStyle w:val="afff"/>
+        <w:tblW w:w="3397" w:type="dxa"/>
+        <w:jc w:val="center"/>
+        <w:tblLook w:val="04A0" w:firstRow="1" w:lastRow="0" w:firstColumn="1" w:lastColumn="0" w:noHBand="0" w:noVBand="1"/>
+      </w:tblPr>
+      <w:tblGrid>
+        <w:gridCol w:w="1199"/>
+        <w:gridCol w:w="2198"/>
+      </w:tblGrid>
+      <w:tr>
+        <w:trPr>
+          <w:jc w:val="center"/>
+        </w:trPr>
+        <w:tc>
+          <w:tcPr>
+            <w:tcW w:w="1199" w:type="dxa"/>
+            <w:vAlign w:val="center"/>
+          </w:tcPr>
+          <w:p>
+            <w:pPr>
+              <w:jc w:val="center"/>
+              <w:rPr>
+                <w:b/>
+                <w:bCs/>
+                <w:color w:val="000000"/>
+                <w:sz w:val="24"/>
+                <w:szCs w:val="24"/>
+              </w:rPr>
+            </w:pPr>
+            <w:r>
+              <w:rPr>
+                <w:b/>
+                <w:bCs/>
+                <w:color w:val="000000"/>
+                <w:sz w:val="24"/>
+                <w:szCs w:val="24"/>
+              </w:rPr>
+              <w:t>Група</w:t>
+            </w:r>
+          </w:p>
+        </w:tc>
+        <w:tc>
+          <w:tcPr>
+            <w:tcW w:w="2198" w:type="dxa"/>
+            <w:vAlign w:val="center"/>
+          </w:tcPr>
+          <w:p>
+            <w:pPr>
+              <w:jc w:val="center"/>
+              <w:rPr>
+                <w:b/>
+                <w:bCs/>
+                <w:color w:val="000000"/>
+                <w:sz w:val="24"/>
+                <w:szCs w:val="24"/>
+                <w:lang w:val="en-US"/>
+              </w:rPr>
+            </w:pPr>
+            <w:r>
+              <w:rPr>
+                <w:b/>
+                <w:bCs/>
+                <w:color w:val="000000"/>
+                <w:sz w:val="24"/>
+                <w:szCs w:val="24"/>
+              </w:rPr>
+              <w:t xml:space="preserve">Кількість </w:t>
+            </w:r>
+            <w:r>
+              <w:rPr>
+                <w:b/>
+                <w:bCs/>
+                <w:color w:val="000000"/>
+                <w:sz w:val="24"/>
+                <w:szCs w:val="24"/>
+                <w:lang w:val="en-US"/>
+              </w:rPr>
+              <w:t>FR</w:t>
+            </w:r>
+          </w:p>
+        </w:tc>
+      </w:tr>
+      <w:tr>
+        <w:trPr>
+          <w:jc w:val="center"/>
+        </w:trPr>
+        <w:tc>
+          <w:tcPr>
+            <w:tcW w:w="1199" w:type="dxa"/>
+            <w:vAlign w:val="center"/>
+          </w:tcPr>
+          <w:p>
+            <w:pPr>
+              <w:jc w:val="center"/>
+              <w:rPr>
+                <w:color w:val="000000"/>
+                <w:sz w:val="24"/>
+                <w:szCs w:val="24"/>
+              </w:rPr>
+            </w:pPr>
+            <w:r>
+              <w:rPr>
+                <w:color w:val="000000"/>
+                <w:sz w:val="24"/>
+                <w:szCs w:val="24"/>
+              </w:rPr>
+              <w:t>7.1</w:t>
+            </w:r>
+          </w:p>
+        </w:tc>
+        <w:tc>
+          <w:tcPr>
+            <w:tcW w:w="2198" w:type="dxa"/>
+            <w:vAlign w:val="center"/>
+          </w:tcPr>
+          <w:p>
+            <w:pPr>
+              <w:jc w:val="center"/>
+              <w:rPr>
+                <w:color w:val="000000"/>
+                <w:sz w:val="24"/>
+                <w:szCs w:val="24"/>
+                <w:lang w:val="en-US"/>
+              </w:rPr>
+            </w:pPr>
+            <w:r>
+              <w:rPr>
+                <w:color w:val="000000"/>
+                <w:sz w:val="24"/>
+                <w:szCs w:val="24"/>
+                <w:lang w:val="en-US"/>
+              </w:rPr>
+              <w:t>3</w:t>
+            </w:r>
+          </w:p>
+        </w:tc>
+      </w:tr>
+      <w:tr>
+        <w:trPr>
+          <w:jc w:val="center"/>
+        </w:trPr>
+        <w:tc>
+          <w:tcPr>
+            <w:tcW w:w="1199" w:type="dxa"/>
+            <w:vAlign w:val="center"/>
+          </w:tcPr>
+          <w:p>
+            <w:pPr>
+              <w:jc w:val="center"/>
+              <w:rPr>
+                <w:color w:val="000000"/>
+                <w:sz w:val="24"/>
+                <w:szCs w:val="24"/>
+              </w:rPr>
+            </w:pPr>
+            <w:r>
+              <w:rPr>
+                <w:color w:val="000000"/>
+                <w:sz w:val="24"/>
+                <w:szCs w:val="24"/>
+              </w:rPr>
+              <w:t>7.2</w:t>
+            </w:r>
+          </w:p>
+        </w:tc>
+        <w:tc>
+          <w:tcPr>
+            <w:tcW w:w="2198" w:type="dxa"/>
+            <w:vAlign w:val="center"/>
+          </w:tcPr>
+          <w:p>
+            <w:pPr>
+              <w:jc w:val="center"/>
+              <w:rPr>
+                <w:color w:val="000000"/>
+                <w:sz w:val="24"/>
+                <w:szCs w:val="24"/>
+                <w:lang w:val="en-US"/>
+              </w:rPr>
+            </w:pPr>
+            <w:r>
+              <w:rPr>
+                <w:color w:val="000000"/>
+                <w:sz w:val="24"/>
+                <w:szCs w:val="24"/>
+                <w:lang w:val="en-US"/>
+              </w:rPr>
+              <w:t>4</w:t>
+            </w:r>
+          </w:p>
+        </w:tc>
+      </w:tr>
+      <w:tr>
+        <w:trPr>
+          <w:jc w:val="center"/>
+        </w:trPr>
+        <w:tc>
+          <w:tcPr>
+            <w:tcW w:w="1199" w:type="dxa"/>
+            <w:vAlign w:val="center"/>
+          </w:tcPr>
+          <w:p>
+            <w:pPr>
+              <w:jc w:val="center"/>
+              <w:rPr>
+                <w:color w:val="000000"/>
+                <w:sz w:val="24"/>
+                <w:szCs w:val="24"/>
+              </w:rPr>
+            </w:pPr>
+            <w:r>
+              <w:rPr>
+                <w:color w:val="000000"/>
+                <w:sz w:val="24"/>
+                <w:szCs w:val="24"/>
+              </w:rPr>
+              <w:t>7.3</w:t>
+            </w:r>
+          </w:p>
+        </w:tc>
+        <w:tc>
+          <w:tcPr>
+            <w:tcW w:w="2198" w:type="dxa"/>
+            <w:vAlign w:val="center"/>
+          </w:tcPr>
+          <w:p>
+            <w:pPr>
+              <w:jc w:val="center"/>
+              <w:rPr>
+                <w:color w:val="000000"/>
+                <w:sz w:val="24"/>
+                <w:szCs w:val="24"/>
+                <w:lang w:val="en-US"/>
+              </w:rPr>
+            </w:pPr>
+            <w:r>
+              <w:rPr>
+                <w:color w:val="000000"/>
+                <w:sz w:val="24"/>
+                <w:szCs w:val="24"/>
+                <w:lang w:val="en-US"/>
+              </w:rPr>
+              <w:t>2</w:t>
+            </w:r>
+          </w:p>
+        </w:tc>
+      </w:tr>
+      <w:tr>
+        <w:trPr>
+          <w:jc w:val="center"/>
+        </w:trPr>
+        <w:tc>
+          <w:tcPr>
+            <w:tcW w:w="1199" w:type="dxa"/>
+            <w:vAlign w:val="center"/>
+          </w:tcPr>
+          <w:p>
+            <w:pPr>
+              <w:jc w:val="center"/>
+              <w:rPr>
+                <w:color w:val="000000"/>
+                <w:sz w:val="24"/>
+                <w:szCs w:val="24"/>
+              </w:rPr>
+            </w:pPr>
+            <w:r>
+              <w:rPr>
+                <w:color w:val="000000"/>
+                <w:sz w:val="24"/>
+                <w:szCs w:val="24"/>
+              </w:rPr>
+              <w:t>7.4</w:t>
+            </w:r>
+          </w:p>
+        </w:tc>
+        <w:tc>
+          <w:tcPr>
+            <w:tcW w:w="2198" w:type="dxa"/>
+            <w:vAlign w:val="center"/>
+          </w:tcPr>
+          <w:p>
+            <w:pPr>
+              <w:jc w:val="center"/>
+              <w:rPr>
+                <w:color w:val="000000"/>
+                <w:sz w:val="24"/>
+                <w:szCs w:val="24"/>
+                <w:lang w:val="en-US"/>
+              </w:rPr>
+            </w:pPr>
+            <w:r>
+              <w:rPr>
+                <w:color w:val="000000"/>
+                <w:sz w:val="24"/>
+                <w:szCs w:val="24"/>
+                <w:lang w:val="en-US"/>
+              </w:rPr>
+              <w:t>3</w:t>
+            </w:r>
+          </w:p>
+        </w:tc>
+      </w:tr>
+    </w:tbl>
+    <w:p>
+      <w:pPr>
+        <w:pBdr>
+          <w:top w:val="nil"/>
+          <w:left w:val="nil"/>
+          <w:bottom w:val="nil"/>
+          <w:right w:val="nil"/>
+          <w:between w:val="nil"/>
+        </w:pBdr>
+        <w:spacing w:before="120" w:after="120"/>
+        <w:jc w:val="center"/>
+        <w:rPr>
+          <w:b/>
+          <w:bCs/>
+          <w:color w:val="000000"/>
+          <w:sz w:val="24"/>
+          <w:szCs w:val="24"/>
+        </w:rPr>
+      </w:pPr>
+      <w:r>
+        <w:rPr>
+          <w:b/>
+          <w:bCs/>
+          <w:color w:val="000000"/>
+          <w:sz w:val="24"/>
+          <w:szCs w:val="24"/>
+        </w:rPr>
+        <w:t xml:space="preserve">Розділ </w:t>
+      </w:r>
+      <w:r>
+        <w:rPr>
+          <w:b/>
+          <w:bCs/>
+          <w:color w:val="000000"/>
+          <w:sz w:val="24"/>
+          <w:szCs w:val="24"/>
+          <w:lang w:val="en-US"/>
+        </w:rPr>
+        <w:t>8</w:t>
+      </w:r>
+      <w:r>
+        <w:rPr>
+          <w:b/>
+          <w:bCs/>
+          <w:color w:val="000000"/>
+          <w:sz w:val="24"/>
+          <w:szCs w:val="24"/>
+        </w:rPr>
+        <w:t>.</w:t>
+      </w:r>
+      <w:r>
+        <w:rPr>
+          <w:b/>
+          <w:bCs/>
+          <w:color w:val="000000"/>
+          <w:sz w:val="24"/>
+          <w:szCs w:val="24"/>
+          <w:lang w:val="en-US"/>
+        </w:rPr>
+        <w:t xml:space="preserve"> </w:t>
+      </w:r>
+      <w:r>
+        <w:rPr>
+          <w:b/>
+          <w:bCs/>
+          <w:color w:val="000000"/>
+          <w:sz w:val="24"/>
+          <w:szCs w:val="24"/>
+        </w:rPr>
+        <w:t>Узгодження вимог із MVP</w:t>
+      </w:r>
+    </w:p>
+    <w:p>
+      <w:pPr>
+        <w:pBdr>
+          <w:top w:val="nil"/>
+          <w:left w:val="nil"/>
+          <w:bottom w:val="nil"/>
+          <w:right w:val="nil"/>
+          <w:between w:val="nil"/>
+        </w:pBdr>
+        <w:spacing w:before="120" w:after="120"/>
+        <w:ind w:firstLine="284"/>
+        <w:rPr>
+          <w:color w:val="000000"/>
+          <w:sz w:val="24"/>
+          <w:szCs w:val="24"/>
+        </w:rPr>
+      </w:pPr>
+      <w:r>
+        <w:rPr>
+          <w:color w:val="000000"/>
+          <w:sz w:val="24"/>
+          <w:szCs w:val="24"/>
+        </w:rPr>
+        <w:t>П</w:t>
+      </w:r>
+      <w:r>
+        <w:rPr>
+          <w:color w:val="000000"/>
+          <w:sz w:val="24"/>
+          <w:szCs w:val="24"/>
+        </w:rPr>
+        <w:t>ерелік</w:t>
+      </w:r>
+      <w:r>
+        <w:rPr>
+          <w:color w:val="000000"/>
+          <w:sz w:val="24"/>
+          <w:szCs w:val="24"/>
+        </w:rPr>
+        <w:t xml:space="preserve"> MVP-функцій</w:t>
+      </w:r>
+      <w:r>
+        <w:rPr>
+          <w:color w:val="000000"/>
+          <w:sz w:val="24"/>
+          <w:szCs w:val="24"/>
+        </w:rPr>
+        <w:t xml:space="preserve"> для навчального веб-сервісу </w:t>
+      </w:r>
+      <w:proofErr w:type="spellStart"/>
+      <w:r>
+        <w:rPr>
+          <w:color w:val="000000"/>
+          <w:sz w:val="24"/>
+          <w:szCs w:val="24"/>
+        </w:rPr>
+        <w:t>LearnTrack</w:t>
+      </w:r>
+      <w:proofErr w:type="spellEnd"/>
+      <w:r>
+        <w:rPr>
+          <w:color w:val="000000"/>
+          <w:sz w:val="24"/>
+          <w:szCs w:val="24"/>
+        </w:rPr>
+        <w:t>.</w:t>
+      </w:r>
+    </w:p>
+    <w:p>
+      <w:pPr>
+        <w:pStyle w:val="aff8"/>
+        <w:numPr>
+          <w:ilvl w:val="0"/>
+          <w:numId w:val="11"/>
+        </w:numPr>
+        <w:pBdr>
+          <w:top w:val="nil"/>
+          <w:left w:val="nil"/>
+          <w:bottom w:val="nil"/>
+          <w:right w:val="nil"/>
+          <w:between w:val="nil"/>
+        </w:pBdr>
+        <w:spacing w:before="120" w:after="120"/>
+        <w:jc w:val="both"/>
+        <w:rPr>
+          <w:color w:val="000000"/>
+          <w:sz w:val="24"/>
+          <w:szCs w:val="24"/>
+        </w:rPr>
+      </w:pPr>
+      <w:r>
+        <w:rPr>
+          <w:color w:val="000000"/>
+          <w:sz w:val="24"/>
+          <w:szCs w:val="24"/>
+        </w:rPr>
+        <w:t>Користувач може зареєструватися та увійти в систему (створення особистого акаунта).</w:t>
+      </w:r>
+    </w:p>
+    <w:p>
+      <w:pPr>
+        <w:pStyle w:val="aff8"/>
+        <w:numPr>
+          <w:ilvl w:val="0"/>
+          <w:numId w:val="11"/>
+        </w:numPr>
+        <w:pBdr>
+          <w:top w:val="nil"/>
+          <w:left w:val="nil"/>
+          <w:bottom w:val="nil"/>
+          <w:right w:val="nil"/>
+          <w:between w:val="nil"/>
+        </w:pBdr>
+        <w:spacing w:before="120" w:after="120"/>
+        <w:jc w:val="both"/>
+        <w:rPr>
+          <w:color w:val="000000"/>
+          <w:sz w:val="24"/>
+          <w:szCs w:val="24"/>
+        </w:rPr>
+      </w:pPr>
+      <w:r>
+        <w:rPr>
+          <w:color w:val="000000"/>
+          <w:sz w:val="24"/>
+          <w:szCs w:val="24"/>
+        </w:rPr>
+        <w:t xml:space="preserve">Система дозволяє створювати та переглядати навчальні курси (структура з темами та </w:t>
+      </w:r>
+      <w:proofErr w:type="spellStart"/>
+      <w:r>
+        <w:rPr>
+          <w:color w:val="000000"/>
+          <w:sz w:val="24"/>
+          <w:szCs w:val="24"/>
+        </w:rPr>
+        <w:t>уроками</w:t>
+      </w:r>
+      <w:proofErr w:type="spellEnd"/>
+      <w:r>
+        <w:rPr>
+          <w:color w:val="000000"/>
+          <w:sz w:val="24"/>
+          <w:szCs w:val="24"/>
+        </w:rPr>
+        <w:t>).</w:t>
+      </w:r>
+    </w:p>
+    <w:p>
+      <w:pPr>
+        <w:pStyle w:val="aff8"/>
+        <w:numPr>
+          <w:ilvl w:val="0"/>
+          <w:numId w:val="11"/>
+        </w:numPr>
+        <w:pBdr>
+          <w:top w:val="nil"/>
+          <w:left w:val="nil"/>
+          <w:bottom w:val="nil"/>
+          <w:right w:val="nil"/>
+          <w:between w:val="nil"/>
+        </w:pBdr>
+        <w:spacing w:before="120" w:after="120"/>
+        <w:jc w:val="both"/>
+        <w:rPr>
+          <w:color w:val="000000"/>
+          <w:sz w:val="24"/>
+          <w:szCs w:val="24"/>
+        </w:rPr>
+      </w:pPr>
+      <w:r>
+        <w:rPr>
+          <w:color w:val="000000"/>
+          <w:sz w:val="24"/>
+          <w:szCs w:val="24"/>
+        </w:rPr>
+        <w:t xml:space="preserve">Користувач може відстежувати свій прогрес (відмічати завершені </w:t>
+      </w:r>
+      <w:proofErr w:type="spellStart"/>
+      <w:r>
+        <w:rPr>
+          <w:color w:val="000000"/>
+          <w:sz w:val="24"/>
+          <w:szCs w:val="24"/>
+        </w:rPr>
+        <w:t>уроки</w:t>
+      </w:r>
+      <w:proofErr w:type="spellEnd"/>
+      <w:r>
+        <w:rPr>
+          <w:color w:val="000000"/>
+          <w:sz w:val="24"/>
+          <w:szCs w:val="24"/>
+        </w:rPr>
+        <w:t>, бачити відсоток виконання).</w:t>
+      </w:r>
+    </w:p>
+    <w:p>
+      <w:pPr>
+        <w:pStyle w:val="aff8"/>
+        <w:numPr>
+          <w:ilvl w:val="0"/>
+          <w:numId w:val="11"/>
+        </w:numPr>
+        <w:pBdr>
+          <w:top w:val="nil"/>
+          <w:left w:val="nil"/>
+          <w:bottom w:val="nil"/>
+          <w:right w:val="nil"/>
+          <w:between w:val="nil"/>
+        </w:pBdr>
+        <w:spacing w:before="120" w:after="120"/>
+        <w:jc w:val="both"/>
+        <w:rPr>
+          <w:color w:val="000000"/>
+          <w:sz w:val="24"/>
+          <w:szCs w:val="24"/>
+        </w:rPr>
+      </w:pPr>
+      <w:r>
+        <w:rPr>
+          <w:color w:val="000000"/>
+          <w:sz w:val="24"/>
+          <w:szCs w:val="24"/>
+        </w:rPr>
+        <w:t>Система дозволяє додавати та зберігати навчальні матеріали (тексти, відео, тести).</w:t>
+      </w:r>
+    </w:p>
+    <w:p>
+      <w:pPr>
+        <w:pStyle w:val="aff8"/>
+        <w:numPr>
+          <w:ilvl w:val="0"/>
+          <w:numId w:val="11"/>
+        </w:numPr>
+        <w:pBdr>
+          <w:top w:val="nil"/>
+          <w:left w:val="nil"/>
+          <w:bottom w:val="nil"/>
+          <w:right w:val="nil"/>
+          <w:between w:val="nil"/>
+        </w:pBdr>
+        <w:spacing w:before="120" w:after="120"/>
+        <w:jc w:val="both"/>
+        <w:rPr>
+          <w:color w:val="000000"/>
+          <w:sz w:val="24"/>
+          <w:szCs w:val="24"/>
+        </w:rPr>
+      </w:pPr>
+      <w:r>
+        <w:rPr>
+          <w:color w:val="000000"/>
+          <w:sz w:val="24"/>
+          <w:szCs w:val="24"/>
+        </w:rPr>
+        <w:t>Користувач може проходити інтерактивні тести чи завдання для перевірки знань.</w:t>
+      </w:r>
+    </w:p>
+    <w:p>
+      <w:pPr>
+        <w:pStyle w:val="aff8"/>
+        <w:numPr>
+          <w:ilvl w:val="0"/>
+          <w:numId w:val="11"/>
+        </w:numPr>
+        <w:pBdr>
+          <w:top w:val="nil"/>
+          <w:left w:val="nil"/>
+          <w:bottom w:val="nil"/>
+          <w:right w:val="nil"/>
+          <w:between w:val="nil"/>
+        </w:pBdr>
+        <w:spacing w:before="120" w:after="120"/>
+        <w:jc w:val="both"/>
+        <w:rPr>
+          <w:color w:val="000000"/>
+          <w:sz w:val="24"/>
+          <w:szCs w:val="24"/>
+        </w:rPr>
+      </w:pPr>
+      <w:r>
+        <w:rPr>
+          <w:color w:val="000000"/>
+          <w:sz w:val="24"/>
+          <w:szCs w:val="24"/>
+        </w:rPr>
+        <w:t>Система дозволяє формувати базову статистику (кількість завершених уроків, середній результат тестів).</w:t>
+      </w:r>
+    </w:p>
+    <w:p>
+      <w:pPr>
+        <w:pStyle w:val="aff8"/>
+        <w:numPr>
+          <w:ilvl w:val="0"/>
+          <w:numId w:val="11"/>
+        </w:numPr>
+        <w:pBdr>
+          <w:top w:val="nil"/>
+          <w:left w:val="nil"/>
+          <w:bottom w:val="nil"/>
+          <w:right w:val="nil"/>
+          <w:between w:val="nil"/>
+        </w:pBdr>
+        <w:spacing w:before="120" w:after="120"/>
+        <w:jc w:val="both"/>
+        <w:rPr>
+          <w:color w:val="000000"/>
+          <w:sz w:val="24"/>
+          <w:szCs w:val="24"/>
+        </w:rPr>
+      </w:pPr>
+      <w:r>
+        <w:rPr>
+          <w:color w:val="000000"/>
+          <w:sz w:val="24"/>
+          <w:szCs w:val="24"/>
+        </w:rPr>
+        <w:t>Користувач може отримувати повідомлення про нові матеріали чи дедлайни (простий механізм нотифікацій).</w:t>
+      </w:r>
+    </w:p>
+    <w:p>
+      <w:pPr>
+        <w:pBdr>
+          <w:top w:val="nil"/>
+          <w:left w:val="nil"/>
+          <w:bottom w:val="nil"/>
+          <w:right w:val="nil"/>
+          <w:between w:val="nil"/>
+        </w:pBdr>
+        <w:spacing w:before="120" w:after="120"/>
+        <w:ind w:firstLine="284"/>
+        <w:jc w:val="both"/>
+        <w:rPr>
+          <w:color w:val="000000"/>
+          <w:sz w:val="24"/>
+          <w:szCs w:val="24"/>
+        </w:rPr>
+      </w:pPr>
+      <w:r>
+        <w:rPr>
+          <w:color w:val="000000"/>
+          <w:sz w:val="24"/>
+          <w:szCs w:val="24"/>
+        </w:rPr>
+        <w:br w:type="page"/>
+      </w:r>
+    </w:p>
+    <w:p>
+      <w:pPr>
+        <w:pBdr>
+          <w:top w:val="nil"/>
+          <w:left w:val="nil"/>
+          <w:bottom w:val="nil"/>
+          <w:right w:val="nil"/>
+          <w:between w:val="nil"/>
+        </w:pBdr>
+        <w:spacing w:before="120" w:after="120"/>
+        <w:ind w:firstLine="284"/>
+        <w:jc w:val="both"/>
+        <w:rPr>
+          <w:color w:val="000000"/>
+          <w:sz w:val="24"/>
+          <w:szCs w:val="24"/>
+        </w:rPr>
+      </w:pPr>
+      <w:r>
+        <w:rPr>
+          <w:color w:val="000000"/>
+          <w:sz w:val="24"/>
+          <w:szCs w:val="24"/>
+        </w:rPr>
+        <w:lastRenderedPageBreak/>
+        <w:t xml:space="preserve">Створимо таблицю </w:t>
+      </w:r>
+      <w:proofErr w:type="spellStart"/>
+      <w:r>
+        <w:rPr>
+          <w:color w:val="000000"/>
+          <w:sz w:val="24"/>
+          <w:szCs w:val="24"/>
+        </w:rPr>
+        <w:t>відповідност</w:t>
+      </w:r>
+      <w:r>
+        <w:rPr>
+          <w:color w:val="000000"/>
+          <w:sz w:val="24"/>
+          <w:szCs w:val="24"/>
+        </w:rPr>
+        <w:t>ей</w:t>
+      </w:r>
+      <w:proofErr w:type="spellEnd"/>
+      <w:r>
+        <w:rPr>
+          <w:color w:val="000000"/>
+          <w:sz w:val="24"/>
+          <w:szCs w:val="24"/>
+        </w:rPr>
+        <w:t xml:space="preserve"> MVP функцій та функціональних вимог (FR)</w:t>
+      </w:r>
+    </w:p>
+    <w:p>
+      <w:pPr>
+        <w:pBdr>
+          <w:top w:val="nil"/>
+          <w:left w:val="nil"/>
+          <w:bottom w:val="nil"/>
+          <w:right w:val="nil"/>
+          <w:between w:val="nil"/>
+        </w:pBdr>
+        <w:spacing w:before="120" w:after="120"/>
+        <w:jc w:val="right"/>
+        <w:rPr>
+          <w:color w:val="000000"/>
+          <w:sz w:val="24"/>
+          <w:szCs w:val="24"/>
+        </w:rPr>
+      </w:pPr>
+      <w:r>
+        <w:rPr>
+          <w:color w:val="000000"/>
+          <w:sz w:val="24"/>
+          <w:szCs w:val="24"/>
+        </w:rPr>
+        <w:t xml:space="preserve">Таблиця 7.5 Відповідності </w:t>
+      </w:r>
+      <w:r>
+        <w:rPr>
+          <w:color w:val="000000"/>
+          <w:sz w:val="24"/>
+          <w:szCs w:val="24"/>
+        </w:rPr>
+        <w:t>MVP</w:t>
+      </w:r>
+      <w:r>
+        <w:rPr>
+          <w:color w:val="000000"/>
+          <w:sz w:val="24"/>
+          <w:szCs w:val="24"/>
+        </w:rPr>
+        <w:t xml:space="preserve"> – </w:t>
+      </w:r>
+      <w:r>
+        <w:rPr>
+          <w:color w:val="000000"/>
+          <w:sz w:val="24"/>
+          <w:szCs w:val="24"/>
+        </w:rPr>
+        <w:t>FR</w:t>
+      </w:r>
+    </w:p>
+    <w:tbl>
+      <w:tblPr>
+        <w:tblStyle w:val="afff"/>
+        <w:tblW w:w="0" w:type="auto"/>
+        <w:jc w:val="center"/>
+        <w:tblLook w:val="04A0" w:firstRow="1" w:lastRow="0" w:firstColumn="1" w:lastColumn="0" w:noHBand="0" w:noVBand="1"/>
+      </w:tblPr>
+      <w:tblGrid>
+        <w:gridCol w:w="5534"/>
+        <w:gridCol w:w="1413"/>
+      </w:tblGrid>
+      <w:tr>
+        <w:trPr>
+          <w:jc w:val="center"/>
+        </w:trPr>
+        <w:tc>
+          <w:tcPr>
+            <w:tcW w:w="5534" w:type="dxa"/>
+            <w:vAlign w:val="center"/>
+          </w:tcPr>
+          <w:p>
+            <w:pPr>
+              <w:jc w:val="center"/>
+              <w:rPr>
+                <w:b/>
+                <w:bCs/>
+                <w:color w:val="000000"/>
+                <w:sz w:val="24"/>
+                <w:szCs w:val="24"/>
+              </w:rPr>
+            </w:pPr>
+            <w:r>
+              <w:rPr>
+                <w:b/>
+                <w:bCs/>
+              </w:rPr>
+              <w:t>MVP функція</w:t>
+            </w:r>
+          </w:p>
+        </w:tc>
+        <w:tc>
+          <w:tcPr>
+            <w:tcW w:w="1413" w:type="dxa"/>
+            <w:vAlign w:val="center"/>
+          </w:tcPr>
+          <w:p>
+            <w:pPr>
+              <w:jc w:val="center"/>
+              <w:rPr>
+                <w:b/>
+                <w:bCs/>
+                <w:color w:val="000000"/>
+                <w:sz w:val="24"/>
+                <w:szCs w:val="24"/>
+              </w:rPr>
+            </w:pPr>
+            <w:r>
+              <w:rPr>
+                <w:b/>
+                <w:bCs/>
+              </w:rPr>
+              <w:t>FR (коди)</w:t>
+            </w:r>
+          </w:p>
+        </w:tc>
+      </w:tr>
+      <w:tr>
+        <w:trPr>
+          <w:jc w:val="center"/>
+        </w:trPr>
+        <w:tc>
+          <w:tcPr>
+            <w:tcW w:w="5534" w:type="dxa"/>
+          </w:tcPr>
+          <w:p>
+            <w:pPr>
+              <w:jc w:val="both"/>
+              <w:rPr>
+                <w:color w:val="000000"/>
+                <w:sz w:val="24"/>
+                <w:szCs w:val="24"/>
+              </w:rPr>
+            </w:pPr>
+            <w:r>
+              <w:t>Реєстрація та вхід (створення акаунта)</w:t>
+            </w:r>
+          </w:p>
+        </w:tc>
+        <w:tc>
+          <w:tcPr>
+            <w:tcW w:w="1413" w:type="dxa"/>
+          </w:tcPr>
+          <w:p>
+            <w:pPr>
+              <w:jc w:val="both"/>
+              <w:rPr>
+                <w:color w:val="000000"/>
+                <w:sz w:val="24"/>
+                <w:szCs w:val="24"/>
+              </w:rPr>
+            </w:pPr>
+            <w:r>
+              <w:t>FR-01</w:t>
+            </w:r>
+          </w:p>
+        </w:tc>
+      </w:tr>
+      <w:tr>
+        <w:trPr>
+          <w:jc w:val="center"/>
+        </w:trPr>
+        <w:tc>
+          <w:tcPr>
+            <w:tcW w:w="5534" w:type="dxa"/>
+          </w:tcPr>
+          <w:p>
+            <w:pPr>
+              <w:jc w:val="both"/>
+              <w:rPr>
+                <w:color w:val="000000"/>
+                <w:sz w:val="24"/>
+                <w:szCs w:val="24"/>
+              </w:rPr>
+            </w:pPr>
+            <w:r>
+              <w:t>Створення та перегляд навчальних курсів</w:t>
+            </w:r>
+          </w:p>
+        </w:tc>
+        <w:tc>
+          <w:tcPr>
+            <w:tcW w:w="1413" w:type="dxa"/>
+          </w:tcPr>
+          <w:p>
+            <w:pPr>
+              <w:jc w:val="both"/>
+              <w:rPr>
+                <w:color w:val="000000"/>
+                <w:sz w:val="24"/>
+                <w:szCs w:val="24"/>
+              </w:rPr>
+            </w:pPr>
+            <w:r>
+              <w:t>FR-02</w:t>
+            </w:r>
+          </w:p>
+        </w:tc>
+      </w:tr>
+      <w:tr>
+        <w:trPr>
+          <w:jc w:val="center"/>
+        </w:trPr>
+        <w:tc>
+          <w:tcPr>
+            <w:tcW w:w="5534" w:type="dxa"/>
+          </w:tcPr>
+          <w:p>
+            <w:pPr>
+              <w:jc w:val="both"/>
+              <w:rPr>
+                <w:color w:val="000000"/>
+                <w:sz w:val="24"/>
+                <w:szCs w:val="24"/>
+              </w:rPr>
+            </w:pPr>
+            <w:r>
+              <w:t xml:space="preserve">Відстеження прогресу (завершені </w:t>
+            </w:r>
+            <w:proofErr w:type="spellStart"/>
+            <w:r>
+              <w:t>уроки</w:t>
+            </w:r>
+            <w:proofErr w:type="spellEnd"/>
+            <w:r>
+              <w:t>, відсоток виконання)</w:t>
+            </w:r>
+          </w:p>
+        </w:tc>
+        <w:tc>
+          <w:tcPr>
+            <w:tcW w:w="1413" w:type="dxa"/>
+          </w:tcPr>
+          <w:p>
+            <w:pPr>
+              <w:jc w:val="both"/>
+              <w:rPr>
+                <w:color w:val="000000"/>
+                <w:sz w:val="24"/>
+                <w:szCs w:val="24"/>
+              </w:rPr>
+            </w:pPr>
+            <w:r>
+              <w:t>FR-03</w:t>
+            </w:r>
+          </w:p>
+        </w:tc>
+      </w:tr>
+      <w:tr>
+        <w:trPr>
+          <w:jc w:val="center"/>
+        </w:trPr>
+        <w:tc>
+          <w:tcPr>
+            <w:tcW w:w="5534" w:type="dxa"/>
+          </w:tcPr>
+          <w:p>
+            <w:pPr>
+              <w:jc w:val="both"/>
+              <w:rPr>
+                <w:color w:val="000000"/>
+                <w:sz w:val="24"/>
+                <w:szCs w:val="24"/>
+              </w:rPr>
+            </w:pPr>
+            <w:r>
+              <w:t>Додавання та збереження навчальних матеріалів</w:t>
+            </w:r>
+          </w:p>
+        </w:tc>
+        <w:tc>
+          <w:tcPr>
+            <w:tcW w:w="1413" w:type="dxa"/>
+          </w:tcPr>
+          <w:p>
+            <w:pPr>
+              <w:jc w:val="both"/>
+              <w:rPr>
+                <w:color w:val="000000"/>
+                <w:sz w:val="24"/>
+                <w:szCs w:val="24"/>
+              </w:rPr>
+            </w:pPr>
+            <w:r>
+              <w:t>FR-04, FR-08</w:t>
+            </w:r>
+          </w:p>
+        </w:tc>
+      </w:tr>
+      <w:tr>
+        <w:trPr>
+          <w:jc w:val="center"/>
+        </w:trPr>
+        <w:tc>
+          <w:tcPr>
+            <w:tcW w:w="5534" w:type="dxa"/>
+          </w:tcPr>
+          <w:p>
+            <w:pPr>
+              <w:jc w:val="both"/>
+              <w:rPr>
+                <w:color w:val="000000"/>
+                <w:sz w:val="24"/>
+                <w:szCs w:val="24"/>
+              </w:rPr>
+            </w:pPr>
+            <w:r>
+              <w:t>Проходження інтерактивних тестів</w:t>
+            </w:r>
+          </w:p>
+        </w:tc>
+        <w:tc>
+          <w:tcPr>
+            <w:tcW w:w="1413" w:type="dxa"/>
+          </w:tcPr>
+          <w:p>
+            <w:pPr>
+              <w:jc w:val="both"/>
+              <w:rPr>
+                <w:color w:val="000000"/>
+                <w:sz w:val="24"/>
+                <w:szCs w:val="24"/>
+              </w:rPr>
+            </w:pPr>
+            <w:r>
+              <w:t>FR-05</w:t>
+            </w:r>
+          </w:p>
+        </w:tc>
+      </w:tr>
+      <w:tr>
+        <w:trPr>
+          <w:jc w:val="center"/>
+        </w:trPr>
+        <w:tc>
+          <w:tcPr>
+            <w:tcW w:w="5534" w:type="dxa"/>
+          </w:tcPr>
+          <w:p>
+            <w:pPr>
+              <w:jc w:val="both"/>
+              <w:rPr>
+                <w:color w:val="000000"/>
+                <w:sz w:val="24"/>
+                <w:szCs w:val="24"/>
+              </w:rPr>
+            </w:pPr>
+            <w:r>
+              <w:t>Формування базової статистики</w:t>
+            </w:r>
+          </w:p>
+        </w:tc>
+        <w:tc>
+          <w:tcPr>
+            <w:tcW w:w="1413" w:type="dxa"/>
+          </w:tcPr>
+          <w:p>
+            <w:pPr>
+              <w:jc w:val="both"/>
+              <w:rPr>
+                <w:color w:val="000000"/>
+                <w:sz w:val="24"/>
+                <w:szCs w:val="24"/>
+              </w:rPr>
+            </w:pPr>
+            <w:r>
+              <w:t>FR-06</w:t>
+            </w:r>
+          </w:p>
+        </w:tc>
+      </w:tr>
+      <w:tr>
+        <w:trPr>
+          <w:jc w:val="center"/>
+        </w:trPr>
+        <w:tc>
+          <w:tcPr>
+            <w:tcW w:w="5534" w:type="dxa"/>
+          </w:tcPr>
+          <w:p>
+            <w:pPr>
+              <w:jc w:val="both"/>
+              <w:rPr>
+                <w:color w:val="000000"/>
+                <w:sz w:val="24"/>
+                <w:szCs w:val="24"/>
+              </w:rPr>
+            </w:pPr>
+            <w:r>
+              <w:t>Отримання повідомлень про нові матеріали чи дедлайни</w:t>
+            </w:r>
+          </w:p>
+        </w:tc>
+        <w:tc>
+          <w:tcPr>
+            <w:tcW w:w="1413" w:type="dxa"/>
+          </w:tcPr>
+          <w:p>
+            <w:pPr>
+              <w:jc w:val="both"/>
+              <w:rPr>
+                <w:color w:val="000000"/>
+                <w:sz w:val="24"/>
+                <w:szCs w:val="24"/>
+              </w:rPr>
+            </w:pPr>
+            <w:r>
+              <w:t>FR-07</w:t>
+            </w:r>
+          </w:p>
+        </w:tc>
+      </w:tr>
+    </w:tbl>
+    <w:p>
+      <w:pPr>
+        <w:pBdr>
+          <w:top w:val="nil"/>
+          <w:left w:val="nil"/>
+          <w:bottom w:val="nil"/>
+          <w:right w:val="nil"/>
+          <w:between w:val="nil"/>
+        </w:pBdr>
+        <w:spacing w:before="120" w:after="120"/>
+        <w:ind w:firstLine="284"/>
+        <w:jc w:val="both"/>
+        <w:rPr>
+          <w:color w:val="000000"/>
+          <w:sz w:val="24"/>
+          <w:szCs w:val="24"/>
+        </w:rPr>
+      </w:pPr>
+      <w:r>
+        <w:rPr>
+          <w:color w:val="000000"/>
+          <w:sz w:val="24"/>
+          <w:szCs w:val="24"/>
+        </w:rPr>
+        <w:t>Перевіри</w:t>
+      </w:r>
+      <w:r>
+        <w:rPr>
+          <w:color w:val="000000"/>
+          <w:sz w:val="24"/>
+          <w:szCs w:val="24"/>
+        </w:rPr>
+        <w:t>мо</w:t>
+      </w:r>
+      <w:r>
+        <w:rPr>
+          <w:color w:val="000000"/>
+          <w:sz w:val="24"/>
+          <w:szCs w:val="24"/>
+        </w:rPr>
+        <w:t xml:space="preserve"> покриття MVP (контроль)</w:t>
+      </w:r>
+      <w:r>
+        <w:rPr>
+          <w:color w:val="000000"/>
+          <w:sz w:val="24"/>
+          <w:szCs w:val="24"/>
+        </w:rPr>
+        <w:t>.</w:t>
+      </w:r>
+    </w:p>
+    <w:p>
+      <w:pPr>
+        <w:pStyle w:val="aff8"/>
+        <w:numPr>
+          <w:ilvl w:val="0"/>
+          <w:numId w:val="28"/>
+        </w:numPr>
+        <w:pBdr>
+          <w:top w:val="nil"/>
+          <w:left w:val="nil"/>
+          <w:bottom w:val="nil"/>
+          <w:right w:val="nil"/>
+          <w:between w:val="nil"/>
+        </w:pBdr>
+        <w:spacing w:before="120" w:after="120"/>
+        <w:jc w:val="both"/>
+        <w:rPr>
+          <w:color w:val="000000"/>
+          <w:sz w:val="24"/>
+          <w:szCs w:val="24"/>
+        </w:rPr>
+      </w:pPr>
+      <w:r>
+        <w:rPr>
+          <w:color w:val="000000"/>
+          <w:sz w:val="24"/>
+          <w:szCs w:val="24"/>
+        </w:rPr>
+        <w:t>MVP покритий вимогами: Так</w:t>
+      </w:r>
+    </w:p>
+    <w:p>
+      <w:pPr>
+        <w:pStyle w:val="aff8"/>
+        <w:numPr>
+          <w:ilvl w:val="0"/>
+          <w:numId w:val="28"/>
+        </w:numPr>
+        <w:pBdr>
+          <w:top w:val="nil"/>
+          <w:left w:val="nil"/>
+          <w:bottom w:val="nil"/>
+          <w:right w:val="nil"/>
+          <w:between w:val="nil"/>
+        </w:pBdr>
+        <w:spacing w:before="120" w:after="120"/>
+        <w:jc w:val="both"/>
+        <w:rPr>
+          <w:color w:val="000000"/>
+          <w:sz w:val="24"/>
+          <w:szCs w:val="24"/>
+        </w:rPr>
+      </w:pPr>
+      <w:r>
+        <w:rPr>
+          <w:color w:val="000000"/>
+          <w:sz w:val="24"/>
+          <w:szCs w:val="24"/>
+        </w:rPr>
+        <w:t>У</w:t>
+      </w:r>
+      <w:r>
+        <w:rPr>
+          <w:color w:val="000000"/>
+          <w:sz w:val="24"/>
+          <w:szCs w:val="24"/>
+        </w:rPr>
+        <w:t>сі MVP‑функції мають відповідні FR.</w:t>
+      </w:r>
+    </w:p>
+    <w:p>
+      <w:pPr>
+        <w:pStyle w:val="aff8"/>
+        <w:numPr>
+          <w:ilvl w:val="0"/>
+          <w:numId w:val="28"/>
+        </w:numPr>
+        <w:pBdr>
+          <w:top w:val="nil"/>
+          <w:left w:val="nil"/>
+          <w:bottom w:val="nil"/>
+          <w:right w:val="nil"/>
+          <w:between w:val="nil"/>
+        </w:pBdr>
+        <w:spacing w:before="120" w:after="120"/>
+        <w:jc w:val="both"/>
+        <w:rPr>
+          <w:color w:val="000000"/>
+          <w:sz w:val="24"/>
+          <w:szCs w:val="24"/>
+        </w:rPr>
+      </w:pPr>
+      <w:r>
+        <w:rPr>
+          <w:color w:val="000000"/>
+          <w:sz w:val="24"/>
+          <w:szCs w:val="24"/>
+        </w:rPr>
+        <w:t>Додані/уточнені вимоги після перевірки: Так</w:t>
+      </w:r>
+      <w:r>
+        <w:rPr>
+          <w:color w:val="000000"/>
+          <w:sz w:val="24"/>
+          <w:szCs w:val="24"/>
+        </w:rPr>
+        <w:t xml:space="preserve"> (</w:t>
+      </w:r>
+      <w:r>
+        <w:rPr>
+          <w:color w:val="000000"/>
+          <w:sz w:val="24"/>
+          <w:szCs w:val="24"/>
+        </w:rPr>
+        <w:t>уточнено FR‑08</w:t>
+      </w:r>
+      <w:r>
+        <w:rPr>
+          <w:color w:val="000000"/>
+          <w:sz w:val="24"/>
+          <w:szCs w:val="24"/>
+        </w:rPr>
+        <w:t>).</w:t>
+      </w:r>
+    </w:p>
+    <w:p>
+      <w:pPr>
+        <w:pBdr>
+          <w:top w:val="nil"/>
+          <w:left w:val="nil"/>
+          <w:bottom w:val="nil"/>
+          <w:right w:val="nil"/>
+          <w:between w:val="nil"/>
+        </w:pBdr>
+        <w:spacing w:before="120" w:after="120"/>
+        <w:ind w:firstLine="284"/>
+        <w:jc w:val="both"/>
+        <w:rPr>
+          <w:color w:val="000000"/>
+          <w:sz w:val="24"/>
+          <w:szCs w:val="24"/>
+        </w:rPr>
+      </w:pPr>
+      <w:proofErr w:type="spellStart"/>
+      <w:r>
+        <w:rPr>
+          <w:color w:val="000000"/>
+          <w:sz w:val="24"/>
+          <w:szCs w:val="24"/>
+        </w:rPr>
+        <w:t>Дода</w:t>
+      </w:r>
+      <w:r>
+        <w:rPr>
+          <w:color w:val="000000"/>
+          <w:sz w:val="24"/>
+          <w:szCs w:val="24"/>
+        </w:rPr>
+        <w:t>мо</w:t>
+      </w:r>
+      <w:proofErr w:type="spellEnd"/>
+      <w:r>
+        <w:rPr>
+          <w:color w:val="000000"/>
+          <w:sz w:val="24"/>
+          <w:szCs w:val="24"/>
+        </w:rPr>
+        <w:t xml:space="preserve"> </w:t>
+      </w:r>
+      <w:r>
+        <w:rPr>
+          <w:color w:val="000000"/>
+          <w:sz w:val="24"/>
+          <w:szCs w:val="24"/>
+        </w:rPr>
+        <w:t>перелік</w:t>
+      </w:r>
+      <w:r>
+        <w:rPr>
+          <w:color w:val="000000"/>
+          <w:sz w:val="24"/>
+          <w:szCs w:val="24"/>
+        </w:rPr>
+        <w:t xml:space="preserve"> </w:t>
+      </w:r>
+      <w:r>
+        <w:rPr>
+          <w:color w:val="000000"/>
+          <w:sz w:val="24"/>
+          <w:szCs w:val="24"/>
+        </w:rPr>
+        <w:t>«</w:t>
+      </w:r>
+      <w:r>
+        <w:rPr>
+          <w:color w:val="000000"/>
+          <w:sz w:val="24"/>
+          <w:szCs w:val="24"/>
+        </w:rPr>
+        <w:t xml:space="preserve">MVP </w:t>
+      </w:r>
+      <w:proofErr w:type="spellStart"/>
+      <w:r>
+        <w:rPr>
+          <w:color w:val="000000"/>
+          <w:sz w:val="24"/>
+          <w:szCs w:val="24"/>
+        </w:rPr>
+        <w:t>Core</w:t>
+      </w:r>
+      <w:proofErr w:type="spellEnd"/>
+      <w:r>
+        <w:rPr>
+          <w:color w:val="000000"/>
+          <w:sz w:val="24"/>
+          <w:szCs w:val="24"/>
+        </w:rPr>
+        <w:t xml:space="preserve"> </w:t>
+      </w:r>
+      <w:proofErr w:type="spellStart"/>
+      <w:r>
+        <w:rPr>
+          <w:color w:val="000000"/>
+          <w:sz w:val="24"/>
+          <w:szCs w:val="24"/>
+        </w:rPr>
+        <w:t>Requirements</w:t>
+      </w:r>
+      <w:proofErr w:type="spellEnd"/>
+      <w:r>
+        <w:rPr>
+          <w:color w:val="000000"/>
+          <w:sz w:val="24"/>
+          <w:szCs w:val="24"/>
+        </w:rPr>
+        <w:t>»</w:t>
+      </w:r>
+      <w:r>
+        <w:rPr>
+          <w:color w:val="000000"/>
+          <w:sz w:val="24"/>
+          <w:szCs w:val="24"/>
+        </w:rPr>
+        <w:t>:</w:t>
+      </w:r>
+    </w:p>
+    <w:p>
+      <w:pPr>
+        <w:pStyle w:val="aff8"/>
+        <w:numPr>
+          <w:ilvl w:val="0"/>
+          <w:numId w:val="29"/>
+        </w:numPr>
+        <w:pBdr>
+          <w:top w:val="nil"/>
+          <w:left w:val="nil"/>
+          <w:bottom w:val="nil"/>
+          <w:right w:val="nil"/>
+          <w:between w:val="nil"/>
+        </w:pBdr>
+        <w:spacing w:before="120" w:after="120"/>
+        <w:jc w:val="both"/>
+        <w:rPr>
+          <w:color w:val="000000"/>
+          <w:sz w:val="24"/>
+          <w:szCs w:val="24"/>
+        </w:rPr>
+      </w:pPr>
+      <w:r>
+        <w:rPr>
+          <w:color w:val="000000"/>
+          <w:sz w:val="24"/>
+          <w:szCs w:val="24"/>
+        </w:rPr>
+        <w:t>FR-01 – Реєстрація та вхід</w:t>
+      </w:r>
+    </w:p>
+    <w:p>
+      <w:pPr>
+        <w:pStyle w:val="aff8"/>
+        <w:numPr>
+          <w:ilvl w:val="0"/>
+          <w:numId w:val="29"/>
+        </w:numPr>
+        <w:pBdr>
+          <w:top w:val="nil"/>
+          <w:left w:val="nil"/>
+          <w:bottom w:val="nil"/>
+          <w:right w:val="nil"/>
+          <w:between w:val="nil"/>
+        </w:pBdr>
+        <w:spacing w:before="120" w:after="120"/>
+        <w:jc w:val="both"/>
+        <w:rPr>
+          <w:color w:val="000000"/>
+          <w:sz w:val="24"/>
+          <w:szCs w:val="24"/>
+        </w:rPr>
+      </w:pPr>
+      <w:r>
+        <w:rPr>
+          <w:color w:val="000000"/>
+          <w:sz w:val="24"/>
+          <w:szCs w:val="24"/>
+        </w:rPr>
+        <w:t>FR-02 – Створення та перегляд курсів</w:t>
+      </w:r>
+    </w:p>
+    <w:p>
+      <w:pPr>
+        <w:pStyle w:val="aff8"/>
+        <w:numPr>
+          <w:ilvl w:val="0"/>
+          <w:numId w:val="29"/>
+        </w:numPr>
+        <w:pBdr>
+          <w:top w:val="nil"/>
+          <w:left w:val="nil"/>
+          <w:bottom w:val="nil"/>
+          <w:right w:val="nil"/>
+          <w:between w:val="nil"/>
+        </w:pBdr>
+        <w:spacing w:before="120" w:after="120"/>
+        <w:jc w:val="both"/>
+        <w:rPr>
+          <w:color w:val="000000"/>
+          <w:sz w:val="24"/>
+          <w:szCs w:val="24"/>
+        </w:rPr>
+      </w:pPr>
+      <w:r>
+        <w:rPr>
+          <w:color w:val="000000"/>
+          <w:sz w:val="24"/>
+          <w:szCs w:val="24"/>
+        </w:rPr>
+        <w:t>FR-03 – Відстеження прогресу</w:t>
+      </w:r>
+    </w:p>
+    <w:p>
+      <w:pPr>
+        <w:pStyle w:val="aff8"/>
+        <w:numPr>
+          <w:ilvl w:val="0"/>
+          <w:numId w:val="29"/>
+        </w:numPr>
+        <w:pBdr>
+          <w:top w:val="nil"/>
+          <w:left w:val="nil"/>
+          <w:bottom w:val="nil"/>
+          <w:right w:val="nil"/>
+          <w:between w:val="nil"/>
+        </w:pBdr>
+        <w:spacing w:before="120" w:after="120"/>
+        <w:jc w:val="both"/>
+        <w:rPr>
+          <w:color w:val="000000"/>
+          <w:sz w:val="24"/>
+          <w:szCs w:val="24"/>
+        </w:rPr>
+      </w:pPr>
+      <w:r>
+        <w:rPr>
+          <w:color w:val="000000"/>
+          <w:sz w:val="24"/>
+          <w:szCs w:val="24"/>
+        </w:rPr>
+        <w:t>FR-04 – Додавання навчальних матеріалів</w:t>
+      </w:r>
+    </w:p>
+    <w:p>
+      <w:pPr>
+        <w:pStyle w:val="aff8"/>
+        <w:numPr>
+          <w:ilvl w:val="0"/>
+          <w:numId w:val="29"/>
+        </w:numPr>
+        <w:pBdr>
+          <w:top w:val="nil"/>
+          <w:left w:val="nil"/>
+          <w:bottom w:val="nil"/>
+          <w:right w:val="nil"/>
+          <w:between w:val="nil"/>
+        </w:pBdr>
+        <w:spacing w:before="120" w:after="120"/>
+        <w:jc w:val="both"/>
+        <w:rPr>
+          <w:color w:val="000000"/>
+          <w:sz w:val="24"/>
+          <w:szCs w:val="24"/>
+        </w:rPr>
+      </w:pPr>
+      <w:r>
+        <w:rPr>
+          <w:color w:val="000000"/>
+          <w:sz w:val="24"/>
+          <w:szCs w:val="24"/>
+        </w:rPr>
+        <w:t>FR-05 – Проходження інтерактивних тестів</w:t>
+      </w:r>
+    </w:p>
+    <w:p>
+      <w:pPr>
+        <w:pStyle w:val="aff8"/>
+        <w:numPr>
+          <w:ilvl w:val="0"/>
+          <w:numId w:val="29"/>
+        </w:numPr>
+        <w:pBdr>
+          <w:top w:val="nil"/>
+          <w:left w:val="nil"/>
+          <w:bottom w:val="nil"/>
+          <w:right w:val="nil"/>
+          <w:between w:val="nil"/>
+        </w:pBdr>
+        <w:spacing w:before="120" w:after="120"/>
+        <w:jc w:val="both"/>
+        <w:rPr>
+          <w:color w:val="000000"/>
+          <w:sz w:val="24"/>
+          <w:szCs w:val="24"/>
+        </w:rPr>
+      </w:pPr>
+      <w:r>
+        <w:rPr>
+          <w:color w:val="000000"/>
+          <w:sz w:val="24"/>
+          <w:szCs w:val="24"/>
+        </w:rPr>
+        <w:t>FR-06 – Формування базової статистики</w:t>
+      </w:r>
+    </w:p>
+    <w:p>
+      <w:pPr>
+        <w:pStyle w:val="aff8"/>
+        <w:numPr>
+          <w:ilvl w:val="0"/>
+          <w:numId w:val="29"/>
+        </w:numPr>
+        <w:pBdr>
+          <w:top w:val="nil"/>
+          <w:left w:val="nil"/>
+          <w:bottom w:val="nil"/>
+          <w:right w:val="nil"/>
+          <w:between w:val="nil"/>
+        </w:pBdr>
+        <w:spacing w:before="120" w:after="120"/>
+        <w:jc w:val="both"/>
+        <w:rPr>
+          <w:color w:val="000000"/>
+          <w:sz w:val="24"/>
+          <w:szCs w:val="24"/>
+        </w:rPr>
+      </w:pPr>
+      <w:r>
+        <w:rPr>
+          <w:color w:val="000000"/>
+          <w:sz w:val="24"/>
+          <w:szCs w:val="24"/>
+        </w:rPr>
+        <w:t>FR-07 – Повідомлення про нові матеріали та дедлайни</w:t>
+      </w:r>
+    </w:p>
+    <w:p>
+      <w:pPr>
+        <w:pStyle w:val="aff8"/>
+        <w:numPr>
+          <w:ilvl w:val="0"/>
+          <w:numId w:val="29"/>
+        </w:numPr>
+        <w:pBdr>
+          <w:top w:val="nil"/>
+          <w:left w:val="nil"/>
+          <w:bottom w:val="nil"/>
+          <w:right w:val="nil"/>
+          <w:between w:val="nil"/>
+        </w:pBdr>
+        <w:spacing w:before="120" w:after="120"/>
+        <w:jc w:val="both"/>
+        <w:rPr>
+          <w:color w:val="000000"/>
+          <w:sz w:val="24"/>
+          <w:szCs w:val="24"/>
+        </w:rPr>
+      </w:pPr>
+      <w:r>
+        <w:rPr>
+          <w:color w:val="000000"/>
+          <w:sz w:val="24"/>
+          <w:szCs w:val="24"/>
+        </w:rPr>
+        <w:t>FR-08 – Редагування навчальних матеріалів викладачем</w:t>
+      </w:r>
+    </w:p>
+    <w:p>
+      <w:pPr>
+        <w:pStyle w:val="aff8"/>
+        <w:numPr>
+          <w:ilvl w:val="0"/>
+          <w:numId w:val="29"/>
+        </w:numPr>
+        <w:pBdr>
+          <w:top w:val="nil"/>
+          <w:left w:val="nil"/>
+          <w:bottom w:val="nil"/>
+          <w:right w:val="nil"/>
+          <w:between w:val="nil"/>
+        </w:pBdr>
+        <w:spacing w:before="120" w:after="120"/>
+        <w:jc w:val="both"/>
+        <w:rPr>
+          <w:color w:val="000000"/>
+          <w:sz w:val="24"/>
+          <w:szCs w:val="24"/>
+        </w:rPr>
+      </w:pPr>
+      <w:r>
+        <w:rPr>
+          <w:color w:val="000000"/>
+          <w:sz w:val="24"/>
+          <w:szCs w:val="24"/>
+        </w:rPr>
+        <w:t>NFR-03 – Час відгуку системи ≤ 2 секунд при навантаженні до 100 користувачів</w:t>
+      </w:r>
+    </w:p>
+    <w:p>
+      <w:pPr>
+        <w:pStyle w:val="aff8"/>
+        <w:numPr>
+          <w:ilvl w:val="0"/>
+          <w:numId w:val="29"/>
+        </w:numPr>
+        <w:pBdr>
+          <w:top w:val="nil"/>
+          <w:left w:val="nil"/>
+          <w:bottom w:val="nil"/>
+          <w:right w:val="nil"/>
+          <w:between w:val="nil"/>
+        </w:pBdr>
+        <w:spacing w:before="120" w:after="120"/>
+        <w:jc w:val="both"/>
+        <w:rPr>
+          <w:color w:val="000000"/>
+          <w:sz w:val="24"/>
+          <w:szCs w:val="24"/>
+        </w:rPr>
+      </w:pPr>
+      <w:r>
+        <w:rPr>
+          <w:color w:val="000000"/>
+          <w:sz w:val="24"/>
+          <w:szCs w:val="24"/>
+        </w:rPr>
+        <w:t>NFR-06 – Доступність системи не менше ніж 99% часу протягом місяця</w:t>
+      </w:r>
+    </w:p>
+    <w:p>
+      <w:pPr>
+        <w:pBdr>
+          <w:top w:val="nil"/>
+          <w:left w:val="nil"/>
+          <w:bottom w:val="nil"/>
+          <w:right w:val="nil"/>
+          <w:between w:val="nil"/>
+        </w:pBdr>
+        <w:spacing w:after="120"/>
+        <w:jc w:val="center"/>
+        <w:rPr>
+          <w:b/>
+          <w:bCs/>
+          <w:color w:val="000000"/>
+          <w:sz w:val="24"/>
+          <w:szCs w:val="24"/>
+        </w:rPr>
+      </w:pPr>
+      <w:r>
+        <w:rPr>
+          <w:b/>
+          <w:bCs/>
+          <w:color w:val="000000"/>
+          <w:sz w:val="24"/>
+          <w:szCs w:val="24"/>
+        </w:rPr>
+        <w:t xml:space="preserve">Розділ </w:t>
+      </w:r>
+      <w:r>
+        <w:rPr>
+          <w:b/>
+          <w:bCs/>
+          <w:color w:val="000000"/>
+          <w:sz w:val="24"/>
+          <w:szCs w:val="24"/>
+        </w:rPr>
+        <w:t>9</w:t>
+      </w:r>
+      <w:r>
+        <w:rPr>
+          <w:b/>
+          <w:bCs/>
+          <w:color w:val="000000"/>
+          <w:sz w:val="24"/>
+          <w:szCs w:val="24"/>
+        </w:rPr>
+        <w:t>.</w:t>
+      </w:r>
+      <w:r>
+        <w:rPr>
+          <w:b/>
+          <w:bCs/>
+          <w:color w:val="000000"/>
+          <w:sz w:val="24"/>
+          <w:szCs w:val="24"/>
+        </w:rPr>
+        <w:t xml:space="preserve"> </w:t>
+      </w:r>
+      <w:r>
+        <w:rPr>
+          <w:b/>
+          <w:bCs/>
+          <w:color w:val="000000"/>
+          <w:sz w:val="24"/>
+          <w:szCs w:val="24"/>
+        </w:rPr>
+        <w:t>Чернетка до деталізації вимог</w:t>
+      </w:r>
+    </w:p>
+    <w:p>
+      <w:pPr>
+        <w:pBdr>
+          <w:top w:val="nil"/>
+          <w:left w:val="nil"/>
+          <w:bottom w:val="nil"/>
+          <w:right w:val="nil"/>
+          <w:between w:val="nil"/>
+        </w:pBdr>
+        <w:spacing w:after="120"/>
+        <w:ind w:firstLine="284"/>
+        <w:jc w:val="both"/>
+        <w:rPr>
+          <w:color w:val="000000"/>
+          <w:sz w:val="24"/>
+          <w:szCs w:val="24"/>
+        </w:rPr>
+      </w:pPr>
+      <w:proofErr w:type="spellStart"/>
+      <w:r>
+        <w:rPr>
+          <w:color w:val="000000"/>
+          <w:sz w:val="24"/>
+          <w:szCs w:val="24"/>
+        </w:rPr>
+        <w:t>В</w:t>
+      </w:r>
+      <w:r>
+        <w:rPr>
+          <w:color w:val="000000"/>
+          <w:sz w:val="24"/>
+          <w:szCs w:val="24"/>
+        </w:rPr>
+        <w:t>иб</w:t>
+      </w:r>
+      <w:r>
+        <w:rPr>
+          <w:color w:val="000000"/>
+          <w:sz w:val="24"/>
+          <w:szCs w:val="24"/>
+        </w:rPr>
+        <w:t>иремо</w:t>
+      </w:r>
+      <w:proofErr w:type="spellEnd"/>
+      <w:r>
+        <w:rPr>
+          <w:color w:val="000000"/>
+          <w:sz w:val="24"/>
+          <w:szCs w:val="24"/>
+        </w:rPr>
+        <w:t xml:space="preserve"> з </w:t>
+      </w:r>
+      <w:proofErr w:type="spellStart"/>
+      <w:r>
+        <w:rPr>
+          <w:color w:val="000000"/>
+          <w:sz w:val="24"/>
+          <w:szCs w:val="24"/>
+        </w:rPr>
+        <w:t>Core</w:t>
+      </w:r>
+      <w:proofErr w:type="spellEnd"/>
+      <w:r>
+        <w:rPr>
+          <w:color w:val="000000"/>
+          <w:sz w:val="24"/>
+          <w:szCs w:val="24"/>
+        </w:rPr>
+        <w:t xml:space="preserve"> </w:t>
+      </w:r>
+      <w:proofErr w:type="spellStart"/>
+      <w:r>
+        <w:rPr>
+          <w:color w:val="000000"/>
+          <w:sz w:val="24"/>
+          <w:szCs w:val="24"/>
+        </w:rPr>
+        <w:t>Requirements</w:t>
+      </w:r>
+      <w:proofErr w:type="spellEnd"/>
+      <w:r>
+        <w:rPr>
+          <w:color w:val="000000"/>
+          <w:sz w:val="24"/>
+          <w:szCs w:val="24"/>
+        </w:rPr>
+        <w:t xml:space="preserve"> вимоги, які будуть деталізуватися наступними документами (</w:t>
+      </w:r>
+      <w:proofErr w:type="spellStart"/>
+      <w:r>
+        <w:rPr>
+          <w:color w:val="000000"/>
+          <w:sz w:val="24"/>
+          <w:szCs w:val="24"/>
+        </w:rPr>
+        <w:t>user</w:t>
+      </w:r>
+      <w:proofErr w:type="spellEnd"/>
+      <w:r>
+        <w:rPr>
+          <w:color w:val="000000"/>
+          <w:sz w:val="24"/>
+          <w:szCs w:val="24"/>
+        </w:rPr>
+        <w:t xml:space="preserve"> </w:t>
+      </w:r>
+      <w:proofErr w:type="spellStart"/>
+      <w:r>
+        <w:rPr>
+          <w:color w:val="000000"/>
+          <w:sz w:val="24"/>
+          <w:szCs w:val="24"/>
+        </w:rPr>
+        <w:t>stories</w:t>
+      </w:r>
+      <w:proofErr w:type="spellEnd"/>
+      <w:r>
+        <w:rPr>
+          <w:color w:val="000000"/>
+          <w:sz w:val="24"/>
+          <w:szCs w:val="24"/>
+        </w:rPr>
+        <w:t xml:space="preserve"> / </w:t>
+      </w:r>
+      <w:proofErr w:type="spellStart"/>
+      <w:r>
+        <w:rPr>
+          <w:color w:val="000000"/>
+          <w:sz w:val="24"/>
+          <w:szCs w:val="24"/>
+        </w:rPr>
+        <w:t>use-case</w:t>
+      </w:r>
+      <w:proofErr w:type="spellEnd"/>
+      <w:r>
+        <w:rPr>
+          <w:color w:val="000000"/>
+          <w:sz w:val="24"/>
+          <w:szCs w:val="24"/>
+        </w:rPr>
+        <w:t xml:space="preserve"> / </w:t>
+      </w:r>
+      <w:r>
+        <w:rPr>
+          <w:color w:val="000000"/>
+          <w:sz w:val="24"/>
+          <w:szCs w:val="24"/>
+          <w:lang w:val="en-US"/>
+        </w:rPr>
+        <w:t>test</w:t>
+      </w:r>
+      <w:r>
+        <w:rPr>
+          <w:color w:val="000000"/>
+          <w:sz w:val="24"/>
+          <w:szCs w:val="24"/>
+        </w:rPr>
+        <w:t>-</w:t>
+      </w:r>
+      <w:r>
+        <w:rPr>
+          <w:color w:val="000000"/>
+          <w:sz w:val="24"/>
+          <w:szCs w:val="24"/>
+          <w:lang w:val="en-US"/>
+        </w:rPr>
+        <w:t>case</w:t>
+      </w:r>
+      <w:r>
+        <w:rPr>
+          <w:color w:val="000000"/>
+          <w:sz w:val="24"/>
+          <w:szCs w:val="24"/>
+        </w:rPr>
+        <w:t>)</w:t>
+      </w:r>
+      <w:r>
+        <w:rPr>
+          <w:color w:val="000000"/>
+          <w:sz w:val="24"/>
+          <w:szCs w:val="24"/>
+        </w:rPr>
+        <w:t xml:space="preserve"> </w:t>
+      </w:r>
+      <w:r>
+        <w:rPr>
+          <w:color w:val="000000"/>
+          <w:sz w:val="24"/>
+          <w:szCs w:val="24"/>
+        </w:rPr>
+        <w:t>й с</w:t>
+      </w:r>
+      <w:r>
+        <w:rPr>
+          <w:color w:val="000000"/>
+          <w:sz w:val="24"/>
+          <w:szCs w:val="24"/>
+        </w:rPr>
+        <w:t>твори</w:t>
+      </w:r>
+      <w:r>
+        <w:rPr>
+          <w:color w:val="000000"/>
+          <w:sz w:val="24"/>
+          <w:szCs w:val="24"/>
+        </w:rPr>
+        <w:t>мо відповідну</w:t>
+      </w:r>
+      <w:r>
+        <w:rPr>
+          <w:color w:val="000000"/>
+          <w:sz w:val="24"/>
+          <w:szCs w:val="24"/>
+        </w:rPr>
+        <w:t xml:space="preserve"> таблицю</w:t>
+      </w:r>
+      <w:r>
+        <w:rPr>
+          <w:color w:val="000000"/>
+          <w:sz w:val="24"/>
+          <w:szCs w:val="24"/>
+        </w:rPr>
+        <w:t xml:space="preserve"> (табл. 7.6)</w:t>
+      </w:r>
+    </w:p>
+    <w:p>
+      <w:pPr>
+        <w:keepNext/>
+        <w:pBdr>
+          <w:top w:val="nil"/>
+          <w:left w:val="nil"/>
+          <w:bottom w:val="nil"/>
+          <w:right w:val="nil"/>
+          <w:between w:val="nil"/>
+        </w:pBdr>
+        <w:spacing w:after="60"/>
+        <w:ind w:right="1134"/>
+        <w:jc w:val="right"/>
+        <w:rPr>
+          <w:color w:val="000000"/>
+          <w:sz w:val="24"/>
+          <w:szCs w:val="24"/>
+        </w:rPr>
+      </w:pPr>
+      <w:r>
+        <w:rPr>
+          <w:color w:val="000000"/>
+          <w:sz w:val="24"/>
+          <w:szCs w:val="24"/>
+        </w:rPr>
+        <w:t>Таблиця 7.</w:t>
+      </w:r>
+      <w:r>
+        <w:rPr>
+          <w:color w:val="000000"/>
+          <w:sz w:val="24"/>
+          <w:szCs w:val="24"/>
+        </w:rPr>
+        <w:t>6</w:t>
+      </w:r>
+      <w:r>
+        <w:rPr>
+          <w:color w:val="000000"/>
+          <w:sz w:val="24"/>
+          <w:szCs w:val="24"/>
+        </w:rPr>
+        <w:t xml:space="preserve"> </w:t>
+      </w:r>
+      <w:r>
+        <w:rPr>
+          <w:color w:val="000000"/>
+          <w:sz w:val="24"/>
+          <w:szCs w:val="24"/>
+        </w:rPr>
+        <w:t>Деталізація вимог</w:t>
+      </w:r>
+    </w:p>
+    <w:tbl>
+      <w:tblPr>
+        <w:tblStyle w:val="afff"/>
+        <w:tblW w:w="0" w:type="auto"/>
+        <w:jc w:val="center"/>
+        <w:tblLook w:val="04A0" w:firstRow="1" w:lastRow="0" w:firstColumn="1" w:lastColumn="0" w:noHBand="0" w:noVBand="1"/>
+      </w:tblPr>
+      <w:tblGrid>
+        <w:gridCol w:w="1134"/>
+        <w:gridCol w:w="4961"/>
+        <w:gridCol w:w="1418"/>
+      </w:tblGrid>
+      <w:tr>
+        <w:trPr>
+          <w:jc w:val="center"/>
+        </w:trPr>
+        <w:tc>
+          <w:tcPr>
+            <w:tcW w:w="1134" w:type="dxa"/>
+            <w:vAlign w:val="center"/>
+          </w:tcPr>
+          <w:p>
+            <w:pPr>
+              <w:jc w:val="center"/>
+              <w:rPr>
+                <w:b/>
+                <w:bCs/>
+                <w:color w:val="000000"/>
+                <w:sz w:val="24"/>
+                <w:szCs w:val="24"/>
+              </w:rPr>
+            </w:pPr>
+            <w:r>
+              <w:rPr>
+                <w:b/>
+                <w:bCs/>
+                <w:sz w:val="24"/>
+                <w:szCs w:val="24"/>
+              </w:rPr>
+              <w:t>Код вимоги</w:t>
+            </w:r>
+          </w:p>
+        </w:tc>
+        <w:tc>
+          <w:tcPr>
+            <w:tcW w:w="4961" w:type="dxa"/>
+            <w:vAlign w:val="center"/>
+          </w:tcPr>
+          <w:p>
+            <w:pPr>
+              <w:jc w:val="center"/>
+              <w:rPr>
+                <w:b/>
+                <w:bCs/>
+                <w:color w:val="000000"/>
+                <w:sz w:val="24"/>
+                <w:szCs w:val="24"/>
+              </w:rPr>
+            </w:pPr>
+            <w:r>
+              <w:rPr>
+                <w:b/>
+                <w:bCs/>
+                <w:sz w:val="24"/>
+                <w:szCs w:val="24"/>
+              </w:rPr>
+              <w:t>Що деталізуємо далі</w:t>
+            </w:r>
+          </w:p>
+        </w:tc>
+        <w:tc>
+          <w:tcPr>
+            <w:tcW w:w="1418" w:type="dxa"/>
+            <w:vAlign w:val="center"/>
+          </w:tcPr>
+          <w:p>
+            <w:pPr>
+              <w:jc w:val="center"/>
+              <w:rPr>
+                <w:b/>
+                <w:bCs/>
+                <w:color w:val="000000"/>
+                <w:sz w:val="24"/>
+                <w:szCs w:val="24"/>
+              </w:rPr>
+            </w:pPr>
+            <w:r>
+              <w:rPr>
+                <w:b/>
+                <w:bCs/>
+                <w:sz w:val="24"/>
+                <w:szCs w:val="24"/>
+              </w:rPr>
+              <w:t>Тип деталізації</w:t>
+            </w:r>
+          </w:p>
+        </w:tc>
+      </w:tr>
+      <w:tr>
+        <w:trPr>
+          <w:jc w:val="center"/>
+        </w:trPr>
+        <w:tc>
+          <w:tcPr>
+            <w:tcW w:w="1134" w:type="dxa"/>
+            <w:vAlign w:val="center"/>
+          </w:tcPr>
+          <w:p>
+            <w:pPr>
+              <w:jc w:val="center"/>
+              <w:rPr>
+                <w:color w:val="000000"/>
+                <w:sz w:val="24"/>
+                <w:szCs w:val="24"/>
+                <w:lang w:val="en-US"/>
+              </w:rPr>
+            </w:pPr>
+            <w:r>
+              <w:rPr>
+                <w:sz w:val="24"/>
+                <w:szCs w:val="24"/>
+                <w:lang w:val="en-US"/>
+              </w:rPr>
+              <w:t>FR-01</w:t>
+            </w:r>
+          </w:p>
+        </w:tc>
+        <w:tc>
+          <w:tcPr>
+            <w:tcW w:w="4961" w:type="dxa"/>
+            <w:vAlign w:val="center"/>
+          </w:tcPr>
+          <w:p>
+            <w:pPr>
+              <w:rPr>
+                <w:color w:val="000000"/>
+                <w:sz w:val="24"/>
+                <w:szCs w:val="24"/>
+              </w:rPr>
+            </w:pPr>
+            <w:r>
+              <w:rPr>
+                <w:sz w:val="24"/>
+                <w:szCs w:val="24"/>
+              </w:rPr>
+              <w:t>Реєстрація та вхід</w:t>
+            </w:r>
+          </w:p>
+        </w:tc>
+        <w:tc>
+          <w:tcPr>
+            <w:tcW w:w="1418" w:type="dxa"/>
+            <w:vAlign w:val="center"/>
+          </w:tcPr>
+          <w:p>
+            <w:pPr>
+              <w:jc w:val="center"/>
+              <w:rPr>
+                <w:color w:val="000000"/>
+                <w:sz w:val="24"/>
+                <w:szCs w:val="24"/>
+                <w:lang w:val="en-US"/>
+              </w:rPr>
+            </w:pPr>
+            <w:r>
+              <w:rPr>
+                <w:sz w:val="24"/>
+                <w:szCs w:val="24"/>
+                <w:lang w:val="en-US"/>
+              </w:rPr>
+              <w:t>User Story</w:t>
+            </w:r>
+          </w:p>
+        </w:tc>
+      </w:tr>
+      <w:tr>
+        <w:trPr>
+          <w:jc w:val="center"/>
+        </w:trPr>
+        <w:tc>
+          <w:tcPr>
+            <w:tcW w:w="1134" w:type="dxa"/>
+            <w:vAlign w:val="center"/>
+          </w:tcPr>
+          <w:p>
+            <w:pPr>
+              <w:jc w:val="center"/>
+              <w:rPr>
+                <w:color w:val="000000"/>
+                <w:sz w:val="24"/>
+                <w:szCs w:val="24"/>
+                <w:lang w:val="en-US"/>
+              </w:rPr>
+            </w:pPr>
+            <w:r>
+              <w:rPr>
+                <w:sz w:val="24"/>
+                <w:szCs w:val="24"/>
+                <w:lang w:val="en-US"/>
+              </w:rPr>
+              <w:t>FR-02</w:t>
+            </w:r>
+          </w:p>
+        </w:tc>
+        <w:tc>
+          <w:tcPr>
+            <w:tcW w:w="4961" w:type="dxa"/>
+            <w:vAlign w:val="center"/>
+          </w:tcPr>
+          <w:p>
+            <w:pPr>
+              <w:rPr>
+                <w:color w:val="000000"/>
+                <w:sz w:val="24"/>
+                <w:szCs w:val="24"/>
+              </w:rPr>
+            </w:pPr>
+            <w:r>
+              <w:rPr>
+                <w:sz w:val="24"/>
+                <w:szCs w:val="24"/>
+              </w:rPr>
+              <w:t>Створення та перегляд курсів</w:t>
+            </w:r>
+          </w:p>
+        </w:tc>
+        <w:tc>
+          <w:tcPr>
+            <w:tcW w:w="1418" w:type="dxa"/>
+            <w:vAlign w:val="center"/>
+          </w:tcPr>
+          <w:p>
+            <w:pPr>
+              <w:jc w:val="center"/>
+              <w:rPr>
+                <w:color w:val="000000"/>
+                <w:sz w:val="24"/>
+                <w:szCs w:val="24"/>
+                <w:lang w:val="en-US"/>
+              </w:rPr>
+            </w:pPr>
+            <w:r>
+              <w:rPr>
+                <w:sz w:val="24"/>
+                <w:szCs w:val="24"/>
+                <w:lang w:val="en-US"/>
+              </w:rPr>
+              <w:t>Use-case</w:t>
+            </w:r>
+          </w:p>
+        </w:tc>
+      </w:tr>
+      <w:tr>
+        <w:trPr>
+          <w:trHeight w:val="249"/>
+          <w:jc w:val="center"/>
+        </w:trPr>
+        <w:tc>
+          <w:tcPr>
+            <w:tcW w:w="1134" w:type="dxa"/>
+            <w:vAlign w:val="center"/>
+          </w:tcPr>
+          <w:p>
+            <w:pPr>
+              <w:jc w:val="center"/>
+              <w:rPr>
+                <w:color w:val="000000"/>
+                <w:sz w:val="24"/>
+                <w:szCs w:val="24"/>
+                <w:lang w:val="en-US"/>
+              </w:rPr>
+            </w:pPr>
+            <w:r>
+              <w:rPr>
+                <w:sz w:val="24"/>
+                <w:szCs w:val="24"/>
+                <w:lang w:val="en-US"/>
+              </w:rPr>
+              <w:t>FR-03</w:t>
+            </w:r>
+          </w:p>
+        </w:tc>
+        <w:tc>
+          <w:tcPr>
+            <w:tcW w:w="4961" w:type="dxa"/>
+            <w:vAlign w:val="center"/>
+          </w:tcPr>
+          <w:p>
+            <w:pPr>
+              <w:rPr>
+                <w:color w:val="000000"/>
+                <w:sz w:val="24"/>
+                <w:szCs w:val="24"/>
+              </w:rPr>
+            </w:pPr>
+            <w:r>
+              <w:rPr>
+                <w:sz w:val="24"/>
+                <w:szCs w:val="24"/>
+              </w:rPr>
+              <w:t>Відстеження прогресу</w:t>
+            </w:r>
+          </w:p>
+        </w:tc>
+        <w:tc>
+          <w:tcPr>
+            <w:tcW w:w="1418" w:type="dxa"/>
+            <w:vAlign w:val="center"/>
+          </w:tcPr>
+          <w:p>
+            <w:pPr>
+              <w:jc w:val="center"/>
+              <w:rPr>
+                <w:color w:val="000000"/>
+                <w:sz w:val="24"/>
+                <w:szCs w:val="24"/>
+                <w:lang w:val="en-US"/>
+              </w:rPr>
+            </w:pPr>
+            <w:r>
+              <w:rPr>
+                <w:sz w:val="24"/>
+                <w:szCs w:val="24"/>
+                <w:lang w:val="en-US"/>
+              </w:rPr>
+              <w:t>Test cases</w:t>
+            </w:r>
+          </w:p>
+        </w:tc>
+      </w:tr>
+      <w:tr>
+        <w:trPr>
+          <w:jc w:val="center"/>
+        </w:trPr>
+        <w:tc>
+          <w:tcPr>
+            <w:tcW w:w="1134" w:type="dxa"/>
+            <w:vAlign w:val="center"/>
+          </w:tcPr>
+          <w:p>
+            <w:pPr>
+              <w:jc w:val="center"/>
+              <w:rPr>
+                <w:color w:val="000000"/>
+                <w:sz w:val="24"/>
+                <w:szCs w:val="24"/>
+                <w:lang w:val="en-US"/>
+              </w:rPr>
+            </w:pPr>
+            <w:r>
+              <w:rPr>
+                <w:sz w:val="24"/>
+                <w:szCs w:val="24"/>
+                <w:lang w:val="en-US"/>
+              </w:rPr>
+              <w:t>FR-04</w:t>
+            </w:r>
+          </w:p>
+        </w:tc>
+        <w:tc>
+          <w:tcPr>
+            <w:tcW w:w="4961" w:type="dxa"/>
+            <w:vAlign w:val="center"/>
+          </w:tcPr>
+          <w:p>
+            <w:pPr>
+              <w:rPr>
+                <w:color w:val="000000"/>
+                <w:sz w:val="24"/>
+                <w:szCs w:val="24"/>
+              </w:rPr>
+            </w:pPr>
+            <w:r>
+              <w:rPr>
+                <w:sz w:val="24"/>
+                <w:szCs w:val="24"/>
+              </w:rPr>
+              <w:t>Додавання навчальних матеріалів</w:t>
+            </w:r>
+          </w:p>
+        </w:tc>
+        <w:tc>
+          <w:tcPr>
+            <w:tcW w:w="1418" w:type="dxa"/>
+            <w:vAlign w:val="center"/>
+          </w:tcPr>
+          <w:p>
+            <w:pPr>
+              <w:jc w:val="center"/>
+              <w:rPr>
+                <w:color w:val="000000"/>
+                <w:sz w:val="24"/>
+                <w:szCs w:val="24"/>
+                <w:lang w:val="en-US"/>
+              </w:rPr>
+            </w:pPr>
+            <w:r>
+              <w:rPr>
+                <w:sz w:val="24"/>
+                <w:szCs w:val="24"/>
+                <w:lang w:val="en-US"/>
+              </w:rPr>
+              <w:t>Use-case</w:t>
+            </w:r>
+          </w:p>
+        </w:tc>
+      </w:tr>
+      <w:tr>
+        <w:trPr>
+          <w:jc w:val="center"/>
+        </w:trPr>
+        <w:tc>
+          <w:tcPr>
+            <w:tcW w:w="1134" w:type="dxa"/>
+            <w:vAlign w:val="center"/>
+          </w:tcPr>
+          <w:p>
+            <w:pPr>
+              <w:jc w:val="center"/>
+              <w:rPr>
+                <w:color w:val="000000"/>
+                <w:sz w:val="24"/>
+                <w:szCs w:val="24"/>
+                <w:lang w:val="en-US"/>
+              </w:rPr>
+            </w:pPr>
+            <w:r>
+              <w:rPr>
+                <w:sz w:val="24"/>
+                <w:szCs w:val="24"/>
+                <w:lang w:val="en-US"/>
+              </w:rPr>
+              <w:t>FR-05</w:t>
+            </w:r>
+          </w:p>
+        </w:tc>
+        <w:tc>
+          <w:tcPr>
+            <w:tcW w:w="4961" w:type="dxa"/>
+            <w:vAlign w:val="center"/>
+          </w:tcPr>
+          <w:p>
+            <w:pPr>
+              <w:rPr>
+                <w:color w:val="000000"/>
+                <w:sz w:val="24"/>
+                <w:szCs w:val="24"/>
+              </w:rPr>
+            </w:pPr>
+            <w:r>
+              <w:rPr>
+                <w:sz w:val="24"/>
+                <w:szCs w:val="24"/>
+              </w:rPr>
+              <w:t>Проходження інтерактивних тестів</w:t>
+            </w:r>
+          </w:p>
+        </w:tc>
+        <w:tc>
+          <w:tcPr>
+            <w:tcW w:w="1418" w:type="dxa"/>
+            <w:vAlign w:val="center"/>
+          </w:tcPr>
+          <w:p>
+            <w:pPr>
+              <w:jc w:val="center"/>
+              <w:rPr>
+                <w:color w:val="000000"/>
+                <w:sz w:val="24"/>
+                <w:szCs w:val="24"/>
+                <w:lang w:val="en-US"/>
+              </w:rPr>
+            </w:pPr>
+            <w:r>
+              <w:rPr>
+                <w:sz w:val="24"/>
+                <w:szCs w:val="24"/>
+                <w:lang w:val="en-US"/>
+              </w:rPr>
+              <w:t>Test cases</w:t>
+            </w:r>
+          </w:p>
+        </w:tc>
+      </w:tr>
+      <w:tr>
+        <w:trPr>
+          <w:jc w:val="center"/>
+        </w:trPr>
+        <w:tc>
+          <w:tcPr>
+            <w:tcW w:w="1134" w:type="dxa"/>
+            <w:vAlign w:val="center"/>
+          </w:tcPr>
+          <w:p>
+            <w:pPr>
+              <w:jc w:val="center"/>
+              <w:rPr>
+                <w:color w:val="000000"/>
+                <w:sz w:val="24"/>
+                <w:szCs w:val="24"/>
+                <w:lang w:val="en-US"/>
+              </w:rPr>
+            </w:pPr>
+            <w:r>
+              <w:rPr>
+                <w:sz w:val="24"/>
+                <w:szCs w:val="24"/>
+                <w:lang w:val="en-US"/>
+              </w:rPr>
+              <w:t>FR-06</w:t>
+            </w:r>
+          </w:p>
+        </w:tc>
+        <w:tc>
+          <w:tcPr>
+            <w:tcW w:w="4961" w:type="dxa"/>
+            <w:vAlign w:val="center"/>
+          </w:tcPr>
+          <w:p>
+            <w:pPr>
+              <w:rPr>
+                <w:color w:val="000000"/>
+                <w:sz w:val="24"/>
+                <w:szCs w:val="24"/>
+              </w:rPr>
+            </w:pPr>
+            <w:r>
+              <w:rPr>
+                <w:sz w:val="24"/>
+                <w:szCs w:val="24"/>
+              </w:rPr>
+              <w:t>Формування базової статистики</w:t>
+            </w:r>
+          </w:p>
+        </w:tc>
+        <w:tc>
+          <w:tcPr>
+            <w:tcW w:w="1418" w:type="dxa"/>
+            <w:vAlign w:val="center"/>
+          </w:tcPr>
+          <w:p>
+            <w:pPr>
+              <w:jc w:val="center"/>
+              <w:rPr>
+                <w:color w:val="000000"/>
+                <w:sz w:val="24"/>
+                <w:szCs w:val="24"/>
+                <w:lang w:val="en-US"/>
+              </w:rPr>
+            </w:pPr>
+            <w:r>
+              <w:rPr>
+                <w:sz w:val="24"/>
+                <w:szCs w:val="24"/>
+                <w:lang w:val="en-US"/>
+              </w:rPr>
+              <w:t>Use-case</w:t>
+            </w:r>
+          </w:p>
+        </w:tc>
+      </w:tr>
+      <w:tr>
+        <w:trPr>
+          <w:jc w:val="center"/>
+        </w:trPr>
+        <w:tc>
+          <w:tcPr>
+            <w:tcW w:w="1134" w:type="dxa"/>
+            <w:vAlign w:val="center"/>
+          </w:tcPr>
+          <w:p>
+            <w:pPr>
+              <w:jc w:val="center"/>
+              <w:rPr>
+                <w:color w:val="000000"/>
+                <w:sz w:val="24"/>
+                <w:szCs w:val="24"/>
+                <w:lang w:val="en-US"/>
+              </w:rPr>
+            </w:pPr>
+            <w:r>
+              <w:rPr>
+                <w:sz w:val="24"/>
+                <w:szCs w:val="24"/>
+                <w:lang w:val="en-US"/>
+              </w:rPr>
+              <w:t>FR-07</w:t>
+            </w:r>
+          </w:p>
+        </w:tc>
+        <w:tc>
+          <w:tcPr>
+            <w:tcW w:w="4961" w:type="dxa"/>
+            <w:vAlign w:val="center"/>
+          </w:tcPr>
+          <w:p>
+            <w:pPr>
+              <w:rPr>
+                <w:color w:val="000000"/>
+                <w:sz w:val="24"/>
+                <w:szCs w:val="24"/>
+              </w:rPr>
+            </w:pPr>
+            <w:r>
+              <w:rPr>
+                <w:sz w:val="24"/>
+                <w:szCs w:val="24"/>
+              </w:rPr>
+              <w:t>Повідомлення про нові матеріали та дедлайни</w:t>
+            </w:r>
+          </w:p>
+        </w:tc>
+        <w:tc>
+          <w:tcPr>
+            <w:tcW w:w="1418" w:type="dxa"/>
+            <w:vAlign w:val="center"/>
+          </w:tcPr>
+          <w:p>
+            <w:pPr>
+              <w:jc w:val="center"/>
+              <w:rPr>
+                <w:color w:val="000000"/>
+                <w:sz w:val="24"/>
+                <w:szCs w:val="24"/>
+                <w:lang w:val="en-US"/>
+              </w:rPr>
+            </w:pPr>
+            <w:r>
+              <w:rPr>
+                <w:sz w:val="24"/>
+                <w:szCs w:val="24"/>
+                <w:lang w:val="en-US"/>
+              </w:rPr>
+              <w:t>User Story</w:t>
+            </w:r>
+          </w:p>
+        </w:tc>
+      </w:tr>
+      <w:tr>
+        <w:trPr>
+          <w:jc w:val="center"/>
+        </w:trPr>
+        <w:tc>
+          <w:tcPr>
+            <w:tcW w:w="1134" w:type="dxa"/>
+            <w:vAlign w:val="center"/>
+          </w:tcPr>
+          <w:p>
+            <w:pPr>
+              <w:jc w:val="center"/>
+              <w:rPr>
+                <w:color w:val="000000"/>
+                <w:sz w:val="24"/>
+                <w:szCs w:val="24"/>
+                <w:lang w:val="en-US"/>
+              </w:rPr>
+            </w:pPr>
+            <w:r>
+              <w:rPr>
+                <w:sz w:val="24"/>
+                <w:szCs w:val="24"/>
+                <w:lang w:val="en-US"/>
+              </w:rPr>
+              <w:t>FR-08</w:t>
+            </w:r>
+          </w:p>
+        </w:tc>
+        <w:tc>
+          <w:tcPr>
+            <w:tcW w:w="4961" w:type="dxa"/>
+            <w:vAlign w:val="center"/>
+          </w:tcPr>
+          <w:p>
+            <w:pPr>
+              <w:rPr>
+                <w:color w:val="000000"/>
+                <w:sz w:val="24"/>
+                <w:szCs w:val="24"/>
+              </w:rPr>
+            </w:pPr>
+            <w:r>
+              <w:rPr>
+                <w:sz w:val="24"/>
+                <w:szCs w:val="24"/>
+              </w:rPr>
+              <w:t>Редагування навчальних матеріалів</w:t>
+            </w:r>
+          </w:p>
+        </w:tc>
+        <w:tc>
+          <w:tcPr>
+            <w:tcW w:w="1418" w:type="dxa"/>
+            <w:vAlign w:val="center"/>
+          </w:tcPr>
+          <w:p>
+            <w:pPr>
+              <w:jc w:val="center"/>
+              <w:rPr>
+                <w:color w:val="000000"/>
+                <w:sz w:val="24"/>
+                <w:szCs w:val="24"/>
+                <w:lang w:val="en-US"/>
+              </w:rPr>
+            </w:pPr>
+            <w:r>
+              <w:rPr>
+                <w:sz w:val="24"/>
+                <w:szCs w:val="24"/>
+                <w:lang w:val="en-US"/>
+              </w:rPr>
+              <w:t>Use-case</w:t>
+            </w:r>
+          </w:p>
+        </w:tc>
+      </w:tr>
+      <w:tr>
+        <w:trPr>
+          <w:jc w:val="center"/>
+        </w:trPr>
+        <w:tc>
+          <w:tcPr>
+            <w:tcW w:w="1134" w:type="dxa"/>
+            <w:vAlign w:val="center"/>
+          </w:tcPr>
+          <w:p>
+            <w:pPr>
+              <w:jc w:val="center"/>
+              <w:rPr>
+                <w:color w:val="000000"/>
+                <w:sz w:val="24"/>
+                <w:szCs w:val="24"/>
+                <w:lang w:val="en-US"/>
+              </w:rPr>
+            </w:pPr>
+            <w:r>
+              <w:rPr>
+                <w:sz w:val="24"/>
+                <w:szCs w:val="24"/>
+                <w:lang w:val="en-US"/>
+              </w:rPr>
+              <w:t>NFR-03</w:t>
+            </w:r>
+          </w:p>
+        </w:tc>
+        <w:tc>
+          <w:tcPr>
+            <w:tcW w:w="4961" w:type="dxa"/>
+            <w:vAlign w:val="center"/>
+          </w:tcPr>
+          <w:p>
+            <w:pPr>
+              <w:rPr>
+                <w:color w:val="000000"/>
+                <w:sz w:val="24"/>
+                <w:szCs w:val="24"/>
+              </w:rPr>
+            </w:pPr>
+            <w:r>
+              <w:rPr>
+                <w:sz w:val="24"/>
+                <w:szCs w:val="24"/>
+              </w:rPr>
+              <w:t>Час відгуку системи ≤ 2 секунд</w:t>
+            </w:r>
+          </w:p>
+        </w:tc>
+        <w:tc>
+          <w:tcPr>
+            <w:tcW w:w="1418" w:type="dxa"/>
+            <w:vAlign w:val="center"/>
+          </w:tcPr>
+          <w:p>
+            <w:pPr>
+              <w:jc w:val="center"/>
+              <w:rPr>
+                <w:color w:val="000000"/>
+                <w:sz w:val="24"/>
+                <w:szCs w:val="24"/>
+                <w:lang w:val="en-US"/>
+              </w:rPr>
+            </w:pPr>
+            <w:r>
+              <w:rPr>
+                <w:sz w:val="24"/>
+                <w:szCs w:val="24"/>
+                <w:lang w:val="en-US"/>
+              </w:rPr>
+              <w:t>Test cases</w:t>
+            </w:r>
+          </w:p>
+        </w:tc>
+      </w:tr>
+      <w:tr>
+        <w:trPr>
+          <w:jc w:val="center"/>
+        </w:trPr>
+        <w:tc>
+          <w:tcPr>
+            <w:tcW w:w="1134" w:type="dxa"/>
+            <w:vAlign w:val="center"/>
+          </w:tcPr>
+          <w:p>
+            <w:pPr>
+              <w:jc w:val="center"/>
+              <w:rPr>
+                <w:color w:val="000000"/>
+                <w:sz w:val="24"/>
+                <w:szCs w:val="24"/>
+                <w:lang w:val="en-US"/>
+              </w:rPr>
+            </w:pPr>
+            <w:r>
+              <w:rPr>
+                <w:sz w:val="24"/>
+                <w:szCs w:val="24"/>
+                <w:lang w:val="en-US"/>
+              </w:rPr>
+              <w:t>NFR-06</w:t>
+            </w:r>
+          </w:p>
+        </w:tc>
+        <w:tc>
+          <w:tcPr>
+            <w:tcW w:w="4961" w:type="dxa"/>
+            <w:vAlign w:val="center"/>
+          </w:tcPr>
+          <w:p>
+            <w:pPr>
+              <w:rPr>
+                <w:color w:val="000000"/>
+                <w:sz w:val="24"/>
+                <w:szCs w:val="24"/>
+              </w:rPr>
+            </w:pPr>
+            <w:r>
+              <w:rPr>
+                <w:sz w:val="24"/>
+                <w:szCs w:val="24"/>
+              </w:rPr>
+              <w:t>Доступність системи ≥ 99% часу</w:t>
+            </w:r>
+          </w:p>
+        </w:tc>
+        <w:tc>
+          <w:tcPr>
+            <w:tcW w:w="1418" w:type="dxa"/>
+            <w:vAlign w:val="center"/>
+          </w:tcPr>
+          <w:p>
+            <w:pPr>
+              <w:jc w:val="center"/>
+              <w:rPr>
+                <w:color w:val="000000"/>
+                <w:sz w:val="24"/>
+                <w:szCs w:val="24"/>
+                <w:lang w:val="en-US"/>
+              </w:rPr>
+            </w:pPr>
+            <w:r>
+              <w:rPr>
+                <w:sz w:val="24"/>
+                <w:szCs w:val="24"/>
+                <w:lang w:val="en-US"/>
+              </w:rPr>
+              <w:t>Test cases</w:t>
+            </w:r>
+          </w:p>
+        </w:tc>
+      </w:tr>
+    </w:tbl>
+    <w:p>
+      <w:pPr>
+        <w:pBdr>
+          <w:top w:val="nil"/>
+          <w:left w:val="nil"/>
+          <w:bottom w:val="nil"/>
+          <w:right w:val="nil"/>
+          <w:between w:val="nil"/>
+        </w:pBdr>
+        <w:spacing w:before="120" w:after="120"/>
+        <w:jc w:val="center"/>
+        <w:rPr>
+          <w:b/>
+          <w:bCs/>
+          <w:color w:val="000000"/>
+          <w:sz w:val="24"/>
+          <w:szCs w:val="24"/>
+        </w:rPr>
+      </w:pPr>
+      <w:r>
+        <w:rPr>
+          <w:b/>
+          <w:bCs/>
+          <w:color w:val="000000"/>
+          <w:sz w:val="24"/>
+          <w:szCs w:val="24"/>
+        </w:rPr>
+        <w:t>9.1 Питання для уточнення вимог</w:t>
+      </w:r>
+    </w:p>
+    <w:p>
+      <w:pPr>
+        <w:pBdr>
+          <w:top w:val="nil"/>
+          <w:left w:val="nil"/>
+          <w:bottom w:val="nil"/>
+          <w:right w:val="nil"/>
+          <w:between w:val="nil"/>
+        </w:pBdr>
+        <w:spacing w:before="120" w:after="120"/>
+        <w:ind w:firstLine="284"/>
+        <w:jc w:val="both"/>
+        <w:rPr>
+          <w:color w:val="000000"/>
+          <w:sz w:val="24"/>
+          <w:szCs w:val="24"/>
+        </w:rPr>
+      </w:pPr>
+      <w:r>
+        <w:rPr>
+          <w:color w:val="000000"/>
+          <w:sz w:val="24"/>
+          <w:szCs w:val="24"/>
+        </w:rPr>
+        <w:t xml:space="preserve">Запишемо чернетку питань </w:t>
+      </w:r>
+      <w:r>
+        <w:rPr>
+          <w:color w:val="000000"/>
+          <w:sz w:val="24"/>
+          <w:szCs w:val="24"/>
+        </w:rPr>
+        <w:t xml:space="preserve">для уточнення вимог, яка допоможе деталізувати їх перед створенням </w:t>
+      </w:r>
+      <w:proofErr w:type="spellStart"/>
+      <w:r>
+        <w:rPr>
+          <w:color w:val="000000"/>
+          <w:sz w:val="24"/>
+          <w:szCs w:val="24"/>
+        </w:rPr>
+        <w:t>user</w:t>
+      </w:r>
+      <w:proofErr w:type="spellEnd"/>
+      <w:r>
+        <w:rPr>
+          <w:color w:val="000000"/>
+          <w:sz w:val="24"/>
+          <w:szCs w:val="24"/>
+        </w:rPr>
+        <w:t xml:space="preserve"> </w:t>
+      </w:r>
+      <w:proofErr w:type="spellStart"/>
+      <w:r>
+        <w:rPr>
+          <w:color w:val="000000"/>
+          <w:sz w:val="24"/>
+          <w:szCs w:val="24"/>
+        </w:rPr>
+        <w:t>stories</w:t>
+      </w:r>
+      <w:proofErr w:type="spellEnd"/>
+      <w:r>
+        <w:rPr>
+          <w:color w:val="000000"/>
+          <w:sz w:val="24"/>
+          <w:szCs w:val="24"/>
+        </w:rPr>
+        <w:t xml:space="preserve">, </w:t>
+      </w:r>
+      <w:proofErr w:type="spellStart"/>
+      <w:r>
+        <w:rPr>
+          <w:color w:val="000000"/>
+          <w:sz w:val="24"/>
+          <w:szCs w:val="24"/>
+        </w:rPr>
+        <w:t>use-case</w:t>
+      </w:r>
+      <w:proofErr w:type="spellEnd"/>
+      <w:r>
+        <w:rPr>
+          <w:color w:val="000000"/>
+          <w:sz w:val="24"/>
+          <w:szCs w:val="24"/>
+        </w:rPr>
+        <w:t xml:space="preserve"> та </w:t>
+      </w:r>
+      <w:proofErr w:type="spellStart"/>
+      <w:r>
+        <w:rPr>
+          <w:color w:val="000000"/>
+          <w:sz w:val="24"/>
+          <w:szCs w:val="24"/>
+        </w:rPr>
+        <w:t>test</w:t>
+      </w:r>
+      <w:proofErr w:type="spellEnd"/>
+      <w:r>
+        <w:rPr>
+          <w:color w:val="000000"/>
+          <w:sz w:val="24"/>
+          <w:szCs w:val="24"/>
+        </w:rPr>
+        <w:t xml:space="preserve"> </w:t>
+      </w:r>
+      <w:proofErr w:type="spellStart"/>
+      <w:r>
+        <w:rPr>
+          <w:color w:val="000000"/>
+          <w:sz w:val="24"/>
+          <w:szCs w:val="24"/>
+        </w:rPr>
+        <w:t>cases</w:t>
+      </w:r>
+      <w:proofErr w:type="spellEnd"/>
+    </w:p>
+    <w:p>
+      <w:pPr>
+        <w:pStyle w:val="aff8"/>
+        <w:numPr>
+          <w:ilvl w:val="0"/>
+          <w:numId w:val="30"/>
+        </w:numPr>
+        <w:pBdr>
+          <w:top w:val="nil"/>
+          <w:left w:val="nil"/>
+          <w:bottom w:val="nil"/>
+          <w:right w:val="nil"/>
+          <w:between w:val="nil"/>
+        </w:pBdr>
+        <w:spacing w:after="120"/>
+        <w:jc w:val="both"/>
+        <w:rPr>
+          <w:color w:val="000000"/>
+          <w:sz w:val="24"/>
+          <w:szCs w:val="24"/>
+        </w:rPr>
+      </w:pPr>
+      <w:r>
+        <w:rPr>
+          <w:color w:val="000000"/>
+          <w:sz w:val="24"/>
+          <w:szCs w:val="24"/>
+        </w:rPr>
+        <w:t>Що відбувається, якщо користувач вводить неправильні дані при реєстрації?</w:t>
+      </w:r>
+    </w:p>
+    <w:p>
+      <w:pPr>
+        <w:pStyle w:val="aff8"/>
+        <w:numPr>
+          <w:ilvl w:val="0"/>
+          <w:numId w:val="30"/>
+        </w:numPr>
+        <w:pBdr>
+          <w:top w:val="nil"/>
+          <w:left w:val="nil"/>
+          <w:bottom w:val="nil"/>
+          <w:right w:val="nil"/>
+          <w:between w:val="nil"/>
+        </w:pBdr>
+        <w:spacing w:after="120"/>
+        <w:jc w:val="both"/>
+        <w:rPr>
+          <w:color w:val="000000"/>
+          <w:sz w:val="24"/>
+          <w:szCs w:val="24"/>
+        </w:rPr>
+      </w:pPr>
+      <w:r>
+        <w:rPr>
+          <w:color w:val="000000"/>
+          <w:sz w:val="24"/>
+          <w:szCs w:val="24"/>
+        </w:rPr>
+        <w:t>Які поля є обов’язковими при створенні курсу?</w:t>
+      </w:r>
+    </w:p>
+    <w:p>
+      <w:pPr>
+        <w:pStyle w:val="aff8"/>
+        <w:numPr>
+          <w:ilvl w:val="0"/>
+          <w:numId w:val="30"/>
+        </w:numPr>
+        <w:pBdr>
+          <w:top w:val="nil"/>
+          <w:left w:val="nil"/>
+          <w:bottom w:val="nil"/>
+          <w:right w:val="nil"/>
+          <w:between w:val="nil"/>
+        </w:pBdr>
+        <w:spacing w:after="120"/>
+        <w:jc w:val="both"/>
+        <w:rPr>
+          <w:color w:val="000000"/>
+          <w:sz w:val="24"/>
+          <w:szCs w:val="24"/>
+        </w:rPr>
+      </w:pPr>
+      <w:r>
+        <w:rPr>
+          <w:color w:val="000000"/>
+          <w:sz w:val="24"/>
+          <w:szCs w:val="24"/>
+        </w:rPr>
+        <w:t>Яке повідомлення повинна показувати система при помилці входу?</w:t>
+      </w:r>
+    </w:p>
+    <w:p>
+      <w:pPr>
+        <w:pStyle w:val="aff8"/>
+        <w:numPr>
+          <w:ilvl w:val="0"/>
+          <w:numId w:val="30"/>
+        </w:numPr>
+        <w:pBdr>
+          <w:top w:val="nil"/>
+          <w:left w:val="nil"/>
+          <w:bottom w:val="nil"/>
+          <w:right w:val="nil"/>
+          <w:between w:val="nil"/>
+        </w:pBdr>
+        <w:spacing w:after="120"/>
+        <w:jc w:val="both"/>
+        <w:rPr>
+          <w:color w:val="000000"/>
+          <w:sz w:val="24"/>
+          <w:szCs w:val="24"/>
+        </w:rPr>
+      </w:pPr>
+      <w:r>
+        <w:rPr>
+          <w:color w:val="000000"/>
+          <w:sz w:val="24"/>
+          <w:szCs w:val="24"/>
+        </w:rPr>
+        <w:lastRenderedPageBreak/>
+        <w:t>Як саме система має відображати прогрес користувача (у відсотках, кількість уроків, інші показники)?</w:t>
+      </w:r>
+    </w:p>
+    <w:p>
+      <w:pPr>
+        <w:pStyle w:val="aff8"/>
+        <w:numPr>
+          <w:ilvl w:val="0"/>
+          <w:numId w:val="30"/>
+        </w:numPr>
+        <w:pBdr>
+          <w:top w:val="nil"/>
+          <w:left w:val="nil"/>
+          <w:bottom w:val="nil"/>
+          <w:right w:val="nil"/>
+          <w:between w:val="nil"/>
+        </w:pBdr>
+        <w:spacing w:after="120"/>
+        <w:jc w:val="both"/>
+        <w:rPr>
+          <w:color w:val="000000"/>
+          <w:sz w:val="24"/>
+          <w:szCs w:val="24"/>
+        </w:rPr>
+      </w:pPr>
+      <w:r>
+        <w:rPr>
+          <w:color w:val="000000"/>
+          <w:sz w:val="24"/>
+          <w:szCs w:val="24"/>
+        </w:rPr>
+        <w:t>Які формати навчальних матеріалів підтримуються (текст, відео, PDF, тести)?</w:t>
+      </w:r>
+    </w:p>
+    <w:p>
+      <w:pPr>
+        <w:pStyle w:val="aff8"/>
+        <w:numPr>
+          <w:ilvl w:val="0"/>
+          <w:numId w:val="30"/>
+        </w:numPr>
+        <w:pBdr>
+          <w:top w:val="nil"/>
+          <w:left w:val="nil"/>
+          <w:bottom w:val="nil"/>
+          <w:right w:val="nil"/>
+          <w:between w:val="nil"/>
+        </w:pBdr>
+        <w:spacing w:after="120"/>
+        <w:jc w:val="both"/>
+        <w:rPr>
+          <w:color w:val="000000"/>
+          <w:sz w:val="24"/>
+          <w:szCs w:val="24"/>
+        </w:rPr>
+      </w:pPr>
+      <w:r>
+        <w:rPr>
+          <w:color w:val="000000"/>
+          <w:sz w:val="24"/>
+          <w:szCs w:val="24"/>
+        </w:rPr>
+        <w:t xml:space="preserve">У який спосіб користувач отримує повідомлення про дедлайни (спливаючі нотифікації, </w:t>
+      </w:r>
+      <w:proofErr w:type="spellStart"/>
+      <w:r>
+        <w:rPr>
+          <w:color w:val="000000"/>
+          <w:sz w:val="24"/>
+          <w:szCs w:val="24"/>
+        </w:rPr>
+        <w:t>email</w:t>
+      </w:r>
+      <w:proofErr w:type="spellEnd"/>
+      <w:r>
+        <w:rPr>
+          <w:color w:val="000000"/>
+          <w:sz w:val="24"/>
+          <w:szCs w:val="24"/>
+        </w:rPr>
+        <w:t xml:space="preserve">, </w:t>
+      </w:r>
+      <w:proofErr w:type="spellStart"/>
+      <w:r>
+        <w:rPr>
+          <w:color w:val="000000"/>
+          <w:sz w:val="24"/>
+          <w:szCs w:val="24"/>
+        </w:rPr>
+        <w:t>push</w:t>
+      </w:r>
+      <w:proofErr w:type="spellEnd"/>
+      <w:r>
+        <w:rPr>
+          <w:color w:val="000000"/>
+          <w:sz w:val="24"/>
+          <w:szCs w:val="24"/>
+        </w:rPr>
+        <w:t>‑повідомлення)?</w:t>
+      </w:r>
+    </w:p>
+    <w:p>
+      <w:pPr>
+        <w:pBdr>
+          <w:top w:val="nil"/>
+          <w:left w:val="nil"/>
+          <w:bottom w:val="nil"/>
+          <w:right w:val="nil"/>
+          <w:between w:val="nil"/>
+        </w:pBdr>
+        <w:spacing w:after="120"/>
+        <w:jc w:val="both"/>
+        <w:rPr>
+          <w:color w:val="000000"/>
+          <w:sz w:val="24"/>
+          <w:szCs w:val="24"/>
+        </w:rPr>
+      </w:pPr>
+      <w:r>
+        <w:rPr>
+          <w:color w:val="000000"/>
+          <w:sz w:val="24"/>
+          <w:szCs w:val="24"/>
+        </w:rPr>
+        <w:t xml:space="preserve">Висновок: </w:t>
+      </w:r>
+      <w:r>
+        <w:rPr>
+          <w:color w:val="000000"/>
+          <w:sz w:val="24"/>
+          <w:szCs w:val="24"/>
+        </w:rPr>
+        <w:t xml:space="preserve">У другій частині роботи </w:t>
+      </w:r>
+      <w:r>
+        <w:rPr>
+          <w:color w:val="000000"/>
+          <w:sz w:val="24"/>
+          <w:szCs w:val="24"/>
+        </w:rPr>
+        <w:t>ф</w:t>
+      </w:r>
+      <w:r>
+        <w:rPr>
+          <w:color w:val="000000"/>
+          <w:sz w:val="24"/>
+          <w:szCs w:val="24"/>
+        </w:rPr>
+        <w:t>ункціональні вимоги були рознесені по групах (аутентифікація, основний функціонал, дані та збереження, інтерфейс), що зробило структуру більш зрозумілою. Далі сформовано матрицю відповідності MVP‑функцій до конкретних FR, що підтвердило повне покриття мінімально життєздатного продукту. Було визначено ядро вимог (</w:t>
+      </w:r>
+      <w:proofErr w:type="spellStart"/>
+      <w:r>
+        <w:rPr>
+          <w:color w:val="000000"/>
+          <w:sz w:val="24"/>
+          <w:szCs w:val="24"/>
+        </w:rPr>
+        <w:t>Core</w:t>
+      </w:r>
+      <w:proofErr w:type="spellEnd"/>
+      <w:r>
+        <w:rPr>
+          <w:color w:val="000000"/>
+          <w:sz w:val="24"/>
+          <w:szCs w:val="24"/>
+        </w:rPr>
+        <w:t xml:space="preserve"> </w:t>
+      </w:r>
+      <w:proofErr w:type="spellStart"/>
+      <w:r>
+        <w:rPr>
+          <w:color w:val="000000"/>
+          <w:sz w:val="24"/>
+          <w:szCs w:val="24"/>
+        </w:rPr>
+        <w:t>Requirements</w:t>
+      </w:r>
+      <w:proofErr w:type="spellEnd"/>
+      <w:r>
+        <w:rPr>
+          <w:color w:val="000000"/>
+          <w:sz w:val="24"/>
+          <w:szCs w:val="24"/>
+        </w:rPr>
+        <w:t xml:space="preserve">), яке складається з 8 FR та 2 NFR, а також показано, які з них деталізуватимуться у форматах </w:t>
+      </w:r>
+      <w:proofErr w:type="spellStart"/>
+      <w:r>
+        <w:rPr>
+          <w:color w:val="000000"/>
+          <w:sz w:val="24"/>
+          <w:szCs w:val="24"/>
+        </w:rPr>
+        <w:t>User</w:t>
+      </w:r>
+      <w:proofErr w:type="spellEnd"/>
+      <w:r>
+        <w:rPr>
+          <w:color w:val="000000"/>
+          <w:sz w:val="24"/>
+          <w:szCs w:val="24"/>
+        </w:rPr>
+        <w:t xml:space="preserve"> </w:t>
+      </w:r>
+      <w:proofErr w:type="spellStart"/>
+      <w:r>
+        <w:rPr>
+          <w:color w:val="000000"/>
+          <w:sz w:val="24"/>
+          <w:szCs w:val="24"/>
+        </w:rPr>
+        <w:t>Story</w:t>
+      </w:r>
+      <w:proofErr w:type="spellEnd"/>
+      <w:r>
+        <w:rPr>
+          <w:color w:val="000000"/>
+          <w:sz w:val="24"/>
+          <w:szCs w:val="24"/>
+        </w:rPr>
+        <w:t xml:space="preserve">, </w:t>
+      </w:r>
+      <w:proofErr w:type="spellStart"/>
+      <w:r>
+        <w:rPr>
+          <w:color w:val="000000"/>
+          <w:sz w:val="24"/>
+          <w:szCs w:val="24"/>
+        </w:rPr>
+        <w:t>Use-case</w:t>
+      </w:r>
+      <w:proofErr w:type="spellEnd"/>
+      <w:r>
+        <w:rPr>
+          <w:color w:val="000000"/>
+          <w:sz w:val="24"/>
+          <w:szCs w:val="24"/>
+        </w:rPr>
+        <w:t xml:space="preserve"> та </w:t>
+      </w:r>
+      <w:proofErr w:type="spellStart"/>
+      <w:r>
+        <w:rPr>
+          <w:color w:val="000000"/>
+          <w:sz w:val="24"/>
+          <w:szCs w:val="24"/>
+        </w:rPr>
+        <w:t>Test</w:t>
+      </w:r>
+      <w:proofErr w:type="spellEnd"/>
+      <w:r>
+        <w:rPr>
+          <w:color w:val="000000"/>
+          <w:sz w:val="24"/>
+          <w:szCs w:val="24"/>
+        </w:rPr>
+        <w:t xml:space="preserve"> </w:t>
+      </w:r>
+      <w:proofErr w:type="spellStart"/>
+      <w:r>
+        <w:rPr>
+          <w:color w:val="000000"/>
+          <w:sz w:val="24"/>
+          <w:szCs w:val="24"/>
+        </w:rPr>
+        <w:t>cases</w:t>
+      </w:r>
+      <w:proofErr w:type="spellEnd"/>
+      <w:r>
+        <w:rPr>
+          <w:color w:val="000000"/>
+          <w:sz w:val="24"/>
+          <w:szCs w:val="24"/>
+        </w:rPr>
+        <w:t xml:space="preserve">. Крім того, сформовано чернетку уточнювальних питань для подальшої конкретизації. Таким чином, вимоги узгоджені з MVP, структуровані та підготовлені до наступних етапів </w:t>
+      </w:r>
+      <w:r>
+        <w:rPr>
+          <w:color w:val="000000"/>
+          <w:sz w:val="24"/>
+          <w:szCs w:val="24"/>
+        </w:rPr>
+        <w:t>–</w:t>
+      </w:r>
+      <w:r>
+        <w:rPr>
+          <w:color w:val="000000"/>
+          <w:sz w:val="24"/>
+          <w:szCs w:val="24"/>
+        </w:rPr>
+        <w:t xml:space="preserve"> деталізації сценаріїв використання та створення тестових випадків.</w:t>
+      </w:r>
     </w:p>
     <w:sectPr>
       <w:headerReference w:type="even" r:id="rId10"/>
@@ -5716,6 +10172,92 @@
     </w:lvl>
   </w:abstractNum>
   <w:abstractNum w:abstractNumId="5" w15:restartNumberingAfterBreak="0">
+    <w:nsid w:val="1AD62ACA"/>
+    <w:multiLevelType w:val="hybridMultilevel"/>
+    <w:tmpl w:val="7108C972"/>
+    <w:lvl w:ilvl="0" w:tplc="0422000F">
+      <w:start w:val="1"/>
+      <w:numFmt w:val="decimal"/>
+      <w:lvlText w:val="%1."/>
+      <w:lvlJc w:val="left"/>
+      <w:pPr>
+        <w:ind w:left="1004" w:hanging="360"/>
+      </w:pPr>
+    </w:lvl>
+    <w:lvl w:ilvl="1" w:tplc="04220019" w:tentative="1">
+      <w:start w:val="1"/>
+      <w:numFmt w:val="lowerLetter"/>
+      <w:lvlText w:val="%2."/>
+      <w:lvlJc w:val="left"/>
+      <w:pPr>
+        <w:ind w:left="1724" w:hanging="360"/>
+      </w:pPr>
+    </w:lvl>
+    <w:lvl w:ilvl="2" w:tplc="0422001B" w:tentative="1">
+      <w:start w:val="1"/>
+      <w:numFmt w:val="lowerRoman"/>
+      <w:lvlText w:val="%3."/>
+      <w:lvlJc w:val="right"/>
+      <w:pPr>
+        <w:ind w:left="2444" w:hanging="180"/>
+      </w:pPr>
+    </w:lvl>
+    <w:lvl w:ilvl="3" w:tplc="0422000F" w:tentative="1">
+      <w:start w:val="1"/>
+      <w:numFmt w:val="decimal"/>
+      <w:lvlText w:val="%4."/>
+      <w:lvlJc w:val="left"/>
+      <w:pPr>
+        <w:ind w:left="3164" w:hanging="360"/>
+      </w:pPr>
+    </w:lvl>
+    <w:lvl w:ilvl="4" w:tplc="04220019" w:tentative="1">
+      <w:start w:val="1"/>
+      <w:numFmt w:val="lowerLetter"/>
+      <w:lvlText w:val="%5."/>
+      <w:lvlJc w:val="left"/>
+      <w:pPr>
+        <w:ind w:left="3884" w:hanging="360"/>
+      </w:pPr>
+    </w:lvl>
+    <w:lvl w:ilvl="5" w:tplc="0422001B" w:tentative="1">
+      <w:start w:val="1"/>
+      <w:numFmt w:val="lowerRoman"/>
+      <w:lvlText w:val="%6."/>
+      <w:lvlJc w:val="right"/>
+      <w:pPr>
+        <w:ind w:left="4604" w:hanging="180"/>
+      </w:pPr>
+    </w:lvl>
+    <w:lvl w:ilvl="6" w:tplc="0422000F" w:tentative="1">
+      <w:start w:val="1"/>
+      <w:numFmt w:val="decimal"/>
+      <w:lvlText w:val="%7."/>
+      <w:lvlJc w:val="left"/>
+      <w:pPr>
+        <w:ind w:left="5324" w:hanging="360"/>
+      </w:pPr>
+    </w:lvl>
+    <w:lvl w:ilvl="7" w:tplc="04220019" w:tentative="1">
+      <w:start w:val="1"/>
+      <w:numFmt w:val="lowerLetter"/>
+      <w:lvlText w:val="%8."/>
+      <w:lvlJc w:val="left"/>
+      <w:pPr>
+        <w:ind w:left="6044" w:hanging="360"/>
+      </w:pPr>
+    </w:lvl>
+    <w:lvl w:ilvl="8" w:tplc="0422001B" w:tentative="1">
+      <w:start w:val="1"/>
+      <w:numFmt w:val="lowerRoman"/>
+      <w:lvlText w:val="%9."/>
+      <w:lvlJc w:val="right"/>
+      <w:pPr>
+        <w:ind w:left="6764" w:hanging="180"/>
+      </w:pPr>
+    </w:lvl>
+  </w:abstractNum>
+  <w:abstractNum w:abstractNumId="6" w15:restartNumberingAfterBreak="0">
     <w:nsid w:val="24550E08"/>
     <w:multiLevelType w:val="multilevel"/>
     <w:tmpl w:val="C1903110"/>
@@ -5828,7 +10370,7 @@
       </w:rPr>
     </w:lvl>
   </w:abstractNum>
-  <w:abstractNum w:abstractNumId="6" w15:restartNumberingAfterBreak="0">
+  <w:abstractNum w:abstractNumId="7" w15:restartNumberingAfterBreak="0">
     <w:nsid w:val="26DB486F"/>
     <w:multiLevelType w:val="multilevel"/>
     <w:tmpl w:val="3B36E5CC"/>
@@ -5914,7 +10456,7 @@
       </w:pPr>
     </w:lvl>
   </w:abstractNum>
-  <w:abstractNum w:abstractNumId="7" w15:restartNumberingAfterBreak="0">
+  <w:abstractNum w:abstractNumId="8" w15:restartNumberingAfterBreak="0">
     <w:nsid w:val="2BB9193D"/>
     <w:multiLevelType w:val="hybridMultilevel"/>
     <w:tmpl w:val="E05CE5EC"/>
@@ -6027,7 +10569,7 @@
       </w:rPr>
     </w:lvl>
   </w:abstractNum>
-  <w:abstractNum w:abstractNumId="8" w15:restartNumberingAfterBreak="0">
+  <w:abstractNum w:abstractNumId="9" w15:restartNumberingAfterBreak="0">
     <w:nsid w:val="358A3CE9"/>
     <w:multiLevelType w:val="multilevel"/>
     <w:tmpl w:val="0422001F"/>
@@ -6113,7 +10655,93 @@
       </w:pPr>
     </w:lvl>
   </w:abstractNum>
-  <w:abstractNum w:abstractNumId="9" w15:restartNumberingAfterBreak="0">
+  <w:abstractNum w:abstractNumId="10" w15:restartNumberingAfterBreak="0">
+    <w:nsid w:val="38E20073"/>
+    <w:multiLevelType w:val="hybridMultilevel"/>
+    <w:tmpl w:val="C76CF7D2"/>
+    <w:lvl w:ilvl="0" w:tplc="0422000F">
+      <w:start w:val="1"/>
+      <w:numFmt w:val="decimal"/>
+      <w:lvlText w:val="%1."/>
+      <w:lvlJc w:val="left"/>
+      <w:pPr>
+        <w:ind w:left="720" w:hanging="360"/>
+      </w:pPr>
+    </w:lvl>
+    <w:lvl w:ilvl="1" w:tplc="04220019">
+      <w:start w:val="1"/>
+      <w:numFmt w:val="lowerLetter"/>
+      <w:lvlText w:val="%2."/>
+      <w:lvlJc w:val="left"/>
+      <w:pPr>
+        <w:ind w:left="1440" w:hanging="360"/>
+      </w:pPr>
+    </w:lvl>
+    <w:lvl w:ilvl="2" w:tplc="0422001B" w:tentative="1">
+      <w:start w:val="1"/>
+      <w:numFmt w:val="lowerRoman"/>
+      <w:lvlText w:val="%3."/>
+      <w:lvlJc w:val="right"/>
+      <w:pPr>
+        <w:ind w:left="2160" w:hanging="180"/>
+      </w:pPr>
+    </w:lvl>
+    <w:lvl w:ilvl="3" w:tplc="0422000F" w:tentative="1">
+      <w:start w:val="1"/>
+      <w:numFmt w:val="decimal"/>
+      <w:lvlText w:val="%4."/>
+      <w:lvlJc w:val="left"/>
+      <w:pPr>
+        <w:ind w:left="2880" w:hanging="360"/>
+      </w:pPr>
+    </w:lvl>
+    <w:lvl w:ilvl="4" w:tplc="04220019" w:tentative="1">
+      <w:start w:val="1"/>
+      <w:numFmt w:val="lowerLetter"/>
+      <w:lvlText w:val="%5."/>
+      <w:lvlJc w:val="left"/>
+      <w:pPr>
+        <w:ind w:left="3600" w:hanging="360"/>
+      </w:pPr>
+    </w:lvl>
+    <w:lvl w:ilvl="5" w:tplc="0422001B" w:tentative="1">
+      <w:start w:val="1"/>
+      <w:numFmt w:val="lowerRoman"/>
+      <w:lvlText w:val="%6."/>
+      <w:lvlJc w:val="right"/>
+      <w:pPr>
+        <w:ind w:left="4320" w:hanging="180"/>
+      </w:pPr>
+    </w:lvl>
+    <w:lvl w:ilvl="6" w:tplc="0422000F" w:tentative="1">
+      <w:start w:val="1"/>
+      <w:numFmt w:val="decimal"/>
+      <w:lvlText w:val="%7."/>
+      <w:lvlJc w:val="left"/>
+      <w:pPr>
+        <w:ind w:left="5040" w:hanging="360"/>
+      </w:pPr>
+    </w:lvl>
+    <w:lvl w:ilvl="7" w:tplc="04220019" w:tentative="1">
+      <w:start w:val="1"/>
+      <w:numFmt w:val="lowerLetter"/>
+      <w:lvlText w:val="%8."/>
+      <w:lvlJc w:val="left"/>
+      <w:pPr>
+        <w:ind w:left="5760" w:hanging="360"/>
+      </w:pPr>
+    </w:lvl>
+    <w:lvl w:ilvl="8" w:tplc="0422001B" w:tentative="1">
+      <w:start w:val="1"/>
+      <w:numFmt w:val="lowerRoman"/>
+      <w:lvlText w:val="%9."/>
+      <w:lvlJc w:val="right"/>
+      <w:pPr>
+        <w:ind w:left="6480" w:hanging="180"/>
+      </w:pPr>
+    </w:lvl>
+  </w:abstractNum>
+  <w:abstractNum w:abstractNumId="11" w15:restartNumberingAfterBreak="0">
     <w:nsid w:val="3D8B3BA8"/>
     <w:multiLevelType w:val="hybridMultilevel"/>
     <w:tmpl w:val="A0A8CE64"/>
@@ -6202,7 +10830,7 @@
       </w:pPr>
     </w:lvl>
   </w:abstractNum>
-  <w:abstractNum w:abstractNumId="10" w15:restartNumberingAfterBreak="0">
+  <w:abstractNum w:abstractNumId="12" w15:restartNumberingAfterBreak="0">
     <w:nsid w:val="3F2D6EC9"/>
     <w:multiLevelType w:val="hybridMultilevel"/>
     <w:tmpl w:val="D01EB68E"/>
@@ -6315,7 +10943,207 @@
       </w:rPr>
     </w:lvl>
   </w:abstractNum>
-  <w:abstractNum w:abstractNumId="11" w15:restartNumberingAfterBreak="0">
+  <w:abstractNum w:abstractNumId="13" w15:restartNumberingAfterBreak="0">
+    <w:nsid w:val="444C62B2"/>
+    <w:multiLevelType w:val="multilevel"/>
+    <w:tmpl w:val="9458754A"/>
+    <w:lvl w:ilvl="0">
+      <w:start w:val="1"/>
+      <w:numFmt w:val="decimal"/>
+      <w:lvlText w:val="7.%1"/>
+      <w:lvlJc w:val="left"/>
+      <w:pPr>
+        <w:ind w:left="1004" w:hanging="360"/>
+      </w:pPr>
+      <w:rPr>
+        <w:rFonts w:hint="default"/>
+      </w:rPr>
+    </w:lvl>
+    <w:lvl w:ilvl="1">
+      <w:start w:val="1"/>
+      <w:numFmt w:val="bullet"/>
+      <w:lvlText w:val=""/>
+      <w:lvlJc w:val="left"/>
+      <w:pPr>
+        <w:ind w:left="1724" w:hanging="360"/>
+      </w:pPr>
+      <w:rPr>
+        <w:rFonts w:ascii="Symbol" w:hAnsi="Symbol" w:hint="default"/>
+        <w:color w:val="auto"/>
+      </w:rPr>
+    </w:lvl>
+    <w:lvl w:ilvl="2">
+      <w:start w:val="1"/>
+      <w:numFmt w:val="lowerRoman"/>
+      <w:lvlText w:val="%3."/>
+      <w:lvlJc w:val="right"/>
+      <w:pPr>
+        <w:ind w:left="2444" w:hanging="180"/>
+      </w:pPr>
+      <w:rPr>
+        <w:rFonts w:hint="default"/>
+      </w:rPr>
+    </w:lvl>
+    <w:lvl w:ilvl="3">
+      <w:start w:val="1"/>
+      <w:numFmt w:val="decimal"/>
+      <w:lvlText w:val="%4."/>
+      <w:lvlJc w:val="left"/>
+      <w:pPr>
+        <w:ind w:left="3164" w:hanging="360"/>
+      </w:pPr>
+      <w:rPr>
+        <w:rFonts w:hint="default"/>
+      </w:rPr>
+    </w:lvl>
+    <w:lvl w:ilvl="4">
+      <w:start w:val="1"/>
+      <w:numFmt w:val="lowerLetter"/>
+      <w:lvlText w:val="%5."/>
+      <w:lvlJc w:val="left"/>
+      <w:pPr>
+        <w:ind w:left="3884" w:hanging="360"/>
+      </w:pPr>
+      <w:rPr>
+        <w:rFonts w:hint="default"/>
+      </w:rPr>
+    </w:lvl>
+    <w:lvl w:ilvl="5">
+      <w:start w:val="1"/>
+      <w:numFmt w:val="lowerRoman"/>
+      <w:lvlText w:val="%6."/>
+      <w:lvlJc w:val="right"/>
+      <w:pPr>
+        <w:ind w:left="4604" w:hanging="180"/>
+      </w:pPr>
+      <w:rPr>
+        <w:rFonts w:hint="default"/>
+      </w:rPr>
+    </w:lvl>
+    <w:lvl w:ilvl="6">
+      <w:start w:val="1"/>
+      <w:numFmt w:val="decimal"/>
+      <w:lvlText w:val="%7."/>
+      <w:lvlJc w:val="left"/>
+      <w:pPr>
+        <w:ind w:left="5324" w:hanging="360"/>
+      </w:pPr>
+      <w:rPr>
+        <w:rFonts w:hint="default"/>
+      </w:rPr>
+    </w:lvl>
+    <w:lvl w:ilvl="7">
+      <w:start w:val="1"/>
+      <w:numFmt w:val="lowerLetter"/>
+      <w:lvlText w:val="%8."/>
+      <w:lvlJc w:val="left"/>
+      <w:pPr>
+        <w:ind w:left="6044" w:hanging="360"/>
+      </w:pPr>
+      <w:rPr>
+        <w:rFonts w:hint="default"/>
+      </w:rPr>
+    </w:lvl>
+    <w:lvl w:ilvl="8">
+      <w:start w:val="1"/>
+      <w:numFmt w:val="lowerRoman"/>
+      <w:lvlText w:val="%9."/>
+      <w:lvlJc w:val="right"/>
+      <w:pPr>
+        <w:ind w:left="6764" w:hanging="180"/>
+      </w:pPr>
+      <w:rPr>
+        <w:rFonts w:hint="default"/>
+      </w:rPr>
+    </w:lvl>
+  </w:abstractNum>
+  <w:abstractNum w:abstractNumId="14" w15:restartNumberingAfterBreak="0">
+    <w:nsid w:val="44750156"/>
+    <w:multiLevelType w:val="hybridMultilevel"/>
+    <w:tmpl w:val="FEA0DF6C"/>
+    <w:lvl w:ilvl="0" w:tplc="0422000F">
+      <w:start w:val="1"/>
+      <w:numFmt w:val="decimal"/>
+      <w:lvlText w:val="%1."/>
+      <w:lvlJc w:val="left"/>
+      <w:pPr>
+        <w:ind w:left="1004" w:hanging="360"/>
+      </w:pPr>
+    </w:lvl>
+    <w:lvl w:ilvl="1" w:tplc="04220019" w:tentative="1">
+      <w:start w:val="1"/>
+      <w:numFmt w:val="lowerLetter"/>
+      <w:lvlText w:val="%2."/>
+      <w:lvlJc w:val="left"/>
+      <w:pPr>
+        <w:ind w:left="1724" w:hanging="360"/>
+      </w:pPr>
+    </w:lvl>
+    <w:lvl w:ilvl="2" w:tplc="0422001B" w:tentative="1">
+      <w:start w:val="1"/>
+      <w:numFmt w:val="lowerRoman"/>
+      <w:lvlText w:val="%3."/>
+      <w:lvlJc w:val="right"/>
+      <w:pPr>
+        <w:ind w:left="2444" w:hanging="180"/>
+      </w:pPr>
+    </w:lvl>
+    <w:lvl w:ilvl="3" w:tplc="0422000F" w:tentative="1">
+      <w:start w:val="1"/>
+      <w:numFmt w:val="decimal"/>
+      <w:lvlText w:val="%4."/>
+      <w:lvlJc w:val="left"/>
+      <w:pPr>
+        <w:ind w:left="3164" w:hanging="360"/>
+      </w:pPr>
+    </w:lvl>
+    <w:lvl w:ilvl="4" w:tplc="04220019" w:tentative="1">
+      <w:start w:val="1"/>
+      <w:numFmt w:val="lowerLetter"/>
+      <w:lvlText w:val="%5."/>
+      <w:lvlJc w:val="left"/>
+      <w:pPr>
+        <w:ind w:left="3884" w:hanging="360"/>
+      </w:pPr>
+    </w:lvl>
+    <w:lvl w:ilvl="5" w:tplc="0422001B" w:tentative="1">
+      <w:start w:val="1"/>
+      <w:numFmt w:val="lowerRoman"/>
+      <w:lvlText w:val="%6."/>
+      <w:lvlJc w:val="right"/>
+      <w:pPr>
+        <w:ind w:left="4604" w:hanging="180"/>
+      </w:pPr>
+    </w:lvl>
+    <w:lvl w:ilvl="6" w:tplc="0422000F" w:tentative="1">
+      <w:start w:val="1"/>
+      <w:numFmt w:val="decimal"/>
+      <w:lvlText w:val="%7."/>
+      <w:lvlJc w:val="left"/>
+      <w:pPr>
+        <w:ind w:left="5324" w:hanging="360"/>
+      </w:pPr>
+    </w:lvl>
+    <w:lvl w:ilvl="7" w:tplc="04220019" w:tentative="1">
+      <w:start w:val="1"/>
+      <w:numFmt w:val="lowerLetter"/>
+      <w:lvlText w:val="%8."/>
+      <w:lvlJc w:val="left"/>
+      <w:pPr>
+        <w:ind w:left="6044" w:hanging="360"/>
+      </w:pPr>
+    </w:lvl>
+    <w:lvl w:ilvl="8" w:tplc="0422001B" w:tentative="1">
+      <w:start w:val="1"/>
+      <w:numFmt w:val="lowerRoman"/>
+      <w:lvlText w:val="%9."/>
+      <w:lvlJc w:val="right"/>
+      <w:pPr>
+        <w:ind w:left="6764" w:hanging="180"/>
+      </w:pPr>
+    </w:lvl>
+  </w:abstractNum>
+  <w:abstractNum w:abstractNumId="15" w15:restartNumberingAfterBreak="0">
     <w:nsid w:val="45B91530"/>
     <w:multiLevelType w:val="hybridMultilevel"/>
     <w:tmpl w:val="2D1015CE"/>
@@ -6401,7 +11229,7 @@
       </w:pPr>
     </w:lvl>
   </w:abstractNum>
-  <w:abstractNum w:abstractNumId="12" w15:restartNumberingAfterBreak="0">
+  <w:abstractNum w:abstractNumId="16" w15:restartNumberingAfterBreak="0">
     <w:nsid w:val="4F913C8B"/>
     <w:multiLevelType w:val="hybridMultilevel"/>
     <w:tmpl w:val="6268A9F6"/>
@@ -6514,7 +11342,7 @@
       </w:rPr>
     </w:lvl>
   </w:abstractNum>
-  <w:abstractNum w:abstractNumId="13" w15:restartNumberingAfterBreak="0">
+  <w:abstractNum w:abstractNumId="17" w15:restartNumberingAfterBreak="0">
     <w:nsid w:val="514E733D"/>
     <w:multiLevelType w:val="hybridMultilevel"/>
     <w:tmpl w:val="F2ECD4F8"/>
@@ -6606,7 +11434,7 @@
       </w:pPr>
     </w:lvl>
   </w:abstractNum>
-  <w:abstractNum w:abstractNumId="14" w15:restartNumberingAfterBreak="0">
+  <w:abstractNum w:abstractNumId="18" w15:restartNumberingAfterBreak="0">
     <w:nsid w:val="5B812EBA"/>
     <w:multiLevelType w:val="hybridMultilevel"/>
     <w:tmpl w:val="854C455E"/>
@@ -6719,7 +11547,7 @@
       </w:rPr>
     </w:lvl>
   </w:abstractNum>
-  <w:abstractNum w:abstractNumId="15" w15:restartNumberingAfterBreak="0">
+  <w:abstractNum w:abstractNumId="19" w15:restartNumberingAfterBreak="0">
     <w:nsid w:val="5E035666"/>
     <w:multiLevelType w:val="hybridMultilevel"/>
     <w:tmpl w:val="C4160CF6"/>
@@ -6805,7 +11633,7 @@
       </w:pPr>
     </w:lvl>
   </w:abstractNum>
-  <w:abstractNum w:abstractNumId="16" w15:restartNumberingAfterBreak="0">
+  <w:abstractNum w:abstractNumId="20" w15:restartNumberingAfterBreak="0">
     <w:nsid w:val="5ECE4A9F"/>
     <w:multiLevelType w:val="hybridMultilevel"/>
     <w:tmpl w:val="D0A87660"/>
@@ -6918,7 +11746,7 @@
       </w:rPr>
     </w:lvl>
   </w:abstractNum>
-  <w:abstractNum w:abstractNumId="17" w15:restartNumberingAfterBreak="0">
+  <w:abstractNum w:abstractNumId="21" w15:restartNumberingAfterBreak="0">
     <w:nsid w:val="67F26B31"/>
     <w:multiLevelType w:val="multilevel"/>
     <w:tmpl w:val="D8E8DA10"/>
@@ -7031,7 +11859,7 @@
       </w:rPr>
     </w:lvl>
   </w:abstractNum>
-  <w:abstractNum w:abstractNumId="18" w15:restartNumberingAfterBreak="0">
+  <w:abstractNum w:abstractNumId="22" w15:restartNumberingAfterBreak="0">
     <w:nsid w:val="68123CE3"/>
     <w:multiLevelType w:val="hybridMultilevel"/>
     <w:tmpl w:val="FBD4B210"/>
@@ -7144,7 +11972,7 @@
       </w:rPr>
     </w:lvl>
   </w:abstractNum>
-  <w:abstractNum w:abstractNumId="19" w15:restartNumberingAfterBreak="0">
+  <w:abstractNum w:abstractNumId="23" w15:restartNumberingAfterBreak="0">
     <w:nsid w:val="6A4F31C9"/>
     <w:multiLevelType w:val="hybridMultilevel"/>
     <w:tmpl w:val="2F400D56"/>
@@ -7257,7 +12085,7 @@
       </w:rPr>
     </w:lvl>
   </w:abstractNum>
-  <w:abstractNum w:abstractNumId="20" w15:restartNumberingAfterBreak="0">
+  <w:abstractNum w:abstractNumId="24" w15:restartNumberingAfterBreak="0">
     <w:nsid w:val="6FE751DD"/>
     <w:multiLevelType w:val="hybridMultilevel"/>
     <w:tmpl w:val="CA583F1E"/>
@@ -7370,7 +12198,7 @@
       </w:rPr>
     </w:lvl>
   </w:abstractNum>
-  <w:abstractNum w:abstractNumId="21" w15:restartNumberingAfterBreak="0">
+  <w:abstractNum w:abstractNumId="25" w15:restartNumberingAfterBreak="0">
     <w:nsid w:val="70221FA7"/>
     <w:multiLevelType w:val="multilevel"/>
     <w:tmpl w:val="D8E8DA10"/>
@@ -7483,7 +12311,7 @@
       </w:rPr>
     </w:lvl>
   </w:abstractNum>
-  <w:abstractNum w:abstractNumId="22" w15:restartNumberingAfterBreak="0">
+  <w:abstractNum w:abstractNumId="26" w15:restartNumberingAfterBreak="0">
     <w:nsid w:val="70995AAA"/>
     <w:multiLevelType w:val="multilevel"/>
     <w:tmpl w:val="EA0C8402"/>
@@ -7596,7 +12424,7 @@
       </w:rPr>
     </w:lvl>
   </w:abstractNum>
-  <w:abstractNum w:abstractNumId="23" w15:restartNumberingAfterBreak="0">
+  <w:abstractNum w:abstractNumId="27" w15:restartNumberingAfterBreak="0">
     <w:nsid w:val="73C652E4"/>
     <w:multiLevelType w:val="multilevel"/>
     <w:tmpl w:val="569CF2C8"/>
@@ -7709,7 +12537,7 @@
       </w:rPr>
     </w:lvl>
   </w:abstractNum>
-  <w:abstractNum w:abstractNumId="24" w15:restartNumberingAfterBreak="0">
+  <w:abstractNum w:abstractNumId="28" w15:restartNumberingAfterBreak="0">
     <w:nsid w:val="76A72843"/>
     <w:multiLevelType w:val="hybridMultilevel"/>
     <w:tmpl w:val="DF705332"/>
@@ -7821,7 +12649,7 @@
       </w:rPr>
     </w:lvl>
   </w:abstractNum>
-  <w:abstractNum w:abstractNumId="25" w15:restartNumberingAfterBreak="0">
+  <w:abstractNum w:abstractNumId="29" w15:restartNumberingAfterBreak="0">
     <w:nsid w:val="7D167EA3"/>
     <w:multiLevelType w:val="hybridMultilevel"/>
     <w:tmpl w:val="054807B8"/>
@@ -7911,22 +12739,22 @@
     <w:abstractNumId w:val="2"/>
   </w:num>
   <w:num w:numId="2">
-    <w:abstractNumId w:val="23"/>
+    <w:abstractNumId w:val="27"/>
   </w:num>
   <w:num w:numId="3">
-    <w:abstractNumId w:val="10"/>
+    <w:abstractNumId w:val="12"/>
   </w:num>
   <w:num w:numId="4">
-    <w:abstractNumId w:val="8"/>
+    <w:abstractNumId w:val="9"/>
   </w:num>
   <w:num w:numId="5">
-    <w:abstractNumId w:val="5"/>
+    <w:abstractNumId w:val="6"/>
   </w:num>
   <w:num w:numId="6">
     <w:abstractNumId w:val="1"/>
   </w:num>
   <w:num w:numId="7">
-    <w:abstractNumId w:val="12"/>
+    <w:abstractNumId w:val="16"/>
   </w:num>
   <w:num w:numId="8">
     <w:abstractNumId w:val="4"/>
@@ -7935,55 +12763,67 @@
     <w:abstractNumId w:val="3"/>
   </w:num>
   <w:num w:numId="10">
-    <w:abstractNumId w:val="25"/>
+    <w:abstractNumId w:val="29"/>
   </w:num>
   <w:num w:numId="11">
-    <w:abstractNumId w:val="13"/>
+    <w:abstractNumId w:val="17"/>
   </w:num>
   <w:num w:numId="12">
-    <w:abstractNumId w:val="9"/>
+    <w:abstractNumId w:val="11"/>
   </w:num>
   <w:num w:numId="13">
-    <w:abstractNumId w:val="18"/>
+    <w:abstractNumId w:val="22"/>
   </w:num>
   <w:num w:numId="14">
+    <w:abstractNumId w:val="24"/>
+  </w:num>
+  <w:num w:numId="15">
+    <w:abstractNumId w:val="8"/>
+  </w:num>
+  <w:num w:numId="16">
     <w:abstractNumId w:val="20"/>
   </w:num>
-  <w:num w:numId="15">
+  <w:num w:numId="17">
     <w:abstractNumId w:val="7"/>
   </w:num>
-  <w:num w:numId="16">
-    <w:abstractNumId w:val="16"/>
-  </w:num>
-  <w:num w:numId="17">
-    <w:abstractNumId w:val="6"/>
-  </w:num>
   <w:num w:numId="18">
-    <w:abstractNumId w:val="17"/>
+    <w:abstractNumId w:val="21"/>
   </w:num>
   <w:num w:numId="19">
-    <w:abstractNumId w:val="14"/>
+    <w:abstractNumId w:val="18"/>
   </w:num>
   <w:num w:numId="20">
     <w:abstractNumId w:val="0"/>
   </w:num>
   <w:num w:numId="21">
-    <w:abstractNumId w:val="11"/>
+    <w:abstractNumId w:val="15"/>
   </w:num>
   <w:num w:numId="22">
-    <w:abstractNumId w:val="24"/>
+    <w:abstractNumId w:val="28"/>
   </w:num>
   <w:num w:numId="23">
-    <w:abstractNumId w:val="15"/>
+    <w:abstractNumId w:val="19"/>
   </w:num>
   <w:num w:numId="24">
-    <w:abstractNumId w:val="19"/>
+    <w:abstractNumId w:val="23"/>
   </w:num>
   <w:num w:numId="25">
-    <w:abstractNumId w:val="22"/>
+    <w:abstractNumId w:val="26"/>
   </w:num>
   <w:num w:numId="26">
-    <w:abstractNumId w:val="21"/>
+    <w:abstractNumId w:val="25"/>
+  </w:num>
+  <w:num w:numId="27">
+    <w:abstractNumId w:val="13"/>
+  </w:num>
+  <w:num w:numId="28">
+    <w:abstractNumId w:val="14"/>
+  </w:num>
+  <w:num w:numId="29">
+    <w:abstractNumId w:val="5"/>
+  </w:num>
+  <w:num w:numId="30">
+    <w:abstractNumId w:val="10"/>
   </w:num>
   <w:numIdMacAtCleanup w:val="15"/>
 </w:numbering>
@@ -10041,13 +14881,13 @@
 </file>
 
 <file path=customXml/item2.xml><?xml version="1.0" encoding="utf-8"?>
+<b:Sources xmlns:b="http://schemas.openxmlformats.org/officeDocument/2006/bibliography" xmlns="http://schemas.openxmlformats.org/officeDocument/2006/bibliography" SelectedStyle="\APASixthEditionOfficeOnline.xsl" StyleName="APA" Version="6"/>
+</file>
+
+<file path=customXml/item3.xml><?xml version="1.0" encoding="utf-8"?>
 <go:gDocsCustomXmlDataStorage xmlns:go="http://customooxmlschemas.google.com/" xmlns:r="http://schemas.openxmlformats.org/officeDocument/2006/relationships" uri="GoogleDocsCustomDataVersion2">
   <go:docsCustomData xmlns:go="http://customooxmlschemas.google.com/" roundtripDataSignature="AMtx7miRy1cid9oqHdduhR8wP0GjI6w7cg==">CgMxLjAyDmgubTk0bDJmNzFhajM5Mg5oLmVnMG05ZjUxMWszczIOaC5ibDAzMDhya2I2Z2QyDmgudnU3ZTdkcWtsem4zOAByITFraFpOR05RMzBOY1NaT2wyZTNacEFpWUxuamVkcC14cA==</go:docsCustomData>
 </go:gDocsCustomXmlDataStorage>
-</file>
-
-<file path=customXml/item3.xml><?xml version="1.0" encoding="utf-8"?>
-<b:Sources xmlns:b="http://schemas.openxmlformats.org/officeDocument/2006/bibliography" xmlns="http://schemas.openxmlformats.org/officeDocument/2006/bibliography" SelectedStyle="\APASixthEditionOfficeOnline.xsl" StyleName="APA" Version="6"/>
 </file>
 
 <file path=customXml/itemProps1.xml><?xml version="1.0" encoding="utf-8"?>
@@ -10059,18 +14899,18 @@
 </file>
 
 <file path=customXml/itemProps2.xml><?xml version="1.0" encoding="utf-8"?>
+<ds:datastoreItem xmlns:ds="http://schemas.openxmlformats.org/officeDocument/2006/customXml" ds:itemID="{BC699F6E-CD0B-4C66-93A9-D23A8D4AC8CC}">
+  <ds:schemaRefs>
+    <ds:schemaRef ds:uri="http://schemas.openxmlformats.org/officeDocument/2006/bibliography"/>
+  </ds:schemaRefs>
+</ds:datastoreItem>
+</file>
+
+<file path=customXml/itemProps3.xml><?xml version="1.0" encoding="utf-8"?>
 <ds:datastoreItem xmlns:ds="http://schemas.openxmlformats.org/officeDocument/2006/customXml" ds:itemID="{11111111-1234-1234-1234-123412341234}">
   <ds:schemaRefs>
     <ds:schemaRef ds:uri="http://customooxmlschemas.google.com/"/>
     <ds:schemaRef ds:uri="http://schemas.openxmlformats.org/officeDocument/2006/relationships"/>
   </ds:schemaRefs>
 </ds:datastoreItem>
-</file>
-
-<file path=customXml/itemProps3.xml><?xml version="1.0" encoding="utf-8"?>
-<ds:datastoreItem xmlns:ds="http://schemas.openxmlformats.org/officeDocument/2006/customXml" ds:itemID="{BC699F6E-CD0B-4C66-93A9-D23A8D4AC8CC}">
-  <ds:schemaRefs>
-    <ds:schemaRef ds:uri="http://schemas.openxmlformats.org/officeDocument/2006/bibliography"/>
-  </ds:schemaRefs>
-</ds:datastoreItem>
 </file>